--- a/ผลลัพธ์เอกสาร/บทที่ 3_ฉบับปรับปรุง_HandVox.docx
+++ b/ผลลัพธ์เอกสาร/บทที่ 3_ฉบับปรับปรุง_HandVox.docx
@@ -41,7 +41,9 @@
     <w:p>
       <w:pPr>
         <w:keepLines w:val="0"/>
-        <w:ind w:firstLine="0"/>
+        <w:spacing w:before="400" w:after="120"/>
+        <w:ind w:firstLine="709"/>
+        <w:jc w:val="left"/>
       </w:pPr>
       <w:r>
         <w:rPr>
@@ -51,7 +53,216 @@
           <w:color w:val="111111"/>
           <w:sz w:val="32"/>
         </w:rPr>
-        <w:t>บทนี้อธิบายวิธีพัฒนา HandVox ตามซอร์สโค้ด ชุดข้อมูล และไฟล์แบบจำลองที่ตรวจสอบได้ในโครงการปัจจุบัน โดยแยกขั้นตอนเป็นการเตรียมข้อมูล การฝึกแบบจำลอง และการใช้งานแบบเวลาจริง ผลเชิงตัวเลขของการทดลองควรรายงานในบทที่ 4 หลังจากบันทึกผลจากการรันที่ทำซ้ำได้</w:t>
+        <w:t>บทนี้อธิบายวิธีพัฒนา HandVox ตามซอร์สโค้ด ชุดข้อมูล และไฟล์แบบจำลองของโครงการปัจจุบัน ตั้งแต่การวิเคราะห์ความต้องการจนถึงการทดสอบและควบคุมคุณภาพ โดยมีหัวข้อดังนี้</w:t>
+      </w:r>
+    </w:p>
+    <w:p>
+      <w:pPr>
+        <w:keepLines/>
+        <w:spacing w:before="0" w:after="0" w:line="240" w:lineRule="auto"/>
+        <w:ind w:left="1134" w:hanging="425"/>
+      </w:pPr>
+      <w:r>
+        <w:rPr>
+          <w:rFonts w:ascii="Angsana New" w:hAnsi="Angsana New" w:eastAsia="Angsana New" w:cs="Angsana New"/>
+          <w:b w:val="0"/>
+          <w:i w:val="0"/>
+          <w:color w:val="111111"/>
+          <w:sz w:val="32"/>
+        </w:rPr>
+        <w:t>3.1 รูปแบบการดำเนินโครงงาน</w:t>
+      </w:r>
+    </w:p>
+    <w:p>
+      <w:pPr>
+        <w:keepLines/>
+        <w:spacing w:before="0" w:after="0" w:line="240" w:lineRule="auto"/>
+        <w:ind w:left="1134" w:hanging="425"/>
+      </w:pPr>
+      <w:r>
+        <w:rPr>
+          <w:rFonts w:ascii="Angsana New" w:hAnsi="Angsana New" w:eastAsia="Angsana New" w:cs="Angsana New"/>
+          <w:b w:val="0"/>
+          <w:i w:val="0"/>
+          <w:color w:val="111111"/>
+          <w:sz w:val="32"/>
+        </w:rPr>
+        <w:t>3.2 การวิเคราะห์ความต้องการ</w:t>
+      </w:r>
+    </w:p>
+    <w:p>
+      <w:pPr>
+        <w:keepLines/>
+        <w:spacing w:before="0" w:after="0" w:line="240" w:lineRule="auto"/>
+        <w:ind w:left="1134" w:hanging="425"/>
+      </w:pPr>
+      <w:r>
+        <w:rPr>
+          <w:rFonts w:ascii="Angsana New" w:hAnsi="Angsana New" w:eastAsia="Angsana New" w:cs="Angsana New"/>
+          <w:b w:val="0"/>
+          <w:i w:val="0"/>
+          <w:color w:val="111111"/>
+          <w:sz w:val="32"/>
+        </w:rPr>
+        <w:t>3.3 สถาปัตยกรรมระบบ</w:t>
+      </w:r>
+    </w:p>
+    <w:p>
+      <w:pPr>
+        <w:keepLines/>
+        <w:spacing w:before="0" w:after="0" w:line="240" w:lineRule="auto"/>
+        <w:ind w:left="1134" w:hanging="425"/>
+      </w:pPr>
+      <w:r>
+        <w:rPr>
+          <w:rFonts w:ascii="Angsana New" w:hAnsi="Angsana New" w:eastAsia="Angsana New" w:cs="Angsana New"/>
+          <w:b w:val="0"/>
+          <w:i w:val="0"/>
+          <w:color w:val="111111"/>
+          <w:sz w:val="32"/>
+        </w:rPr>
+        <w:t>3.4 การสร้างและจัดเก็บชุดข้อมูล</w:t>
+      </w:r>
+    </w:p>
+    <w:p>
+      <w:pPr>
+        <w:keepLines/>
+        <w:spacing w:before="0" w:after="0" w:line="240" w:lineRule="auto"/>
+        <w:ind w:left="1134" w:hanging="425"/>
+      </w:pPr>
+      <w:r>
+        <w:rPr>
+          <w:rFonts w:ascii="Angsana New" w:hAnsi="Angsana New" w:eastAsia="Angsana New" w:cs="Angsana New"/>
+          <w:b w:val="0"/>
+          <w:i w:val="0"/>
+          <w:color w:val="111111"/>
+          <w:sz w:val="32"/>
+        </w:rPr>
+        <w:t>3.5 การสกัดและปรับมาตรฐานคุณลักษณะ</w:t>
+      </w:r>
+    </w:p>
+    <w:p>
+      <w:pPr>
+        <w:keepLines/>
+        <w:spacing w:before="0" w:after="0" w:line="240" w:lineRule="auto"/>
+        <w:ind w:left="1134" w:hanging="425"/>
+      </w:pPr>
+      <w:r>
+        <w:rPr>
+          <w:rFonts w:ascii="Angsana New" w:hAnsi="Angsana New" w:eastAsia="Angsana New" w:cs="Angsana New"/>
+          <w:b w:val="0"/>
+          <w:i w:val="0"/>
+          <w:color w:val="111111"/>
+          <w:sz w:val="32"/>
+        </w:rPr>
+        <w:t>3.6 สถานะชุดข้อมูลปัจจุบัน</w:t>
+      </w:r>
+    </w:p>
+    <w:p>
+      <w:pPr>
+        <w:keepLines/>
+        <w:spacing w:before="0" w:after="0" w:line="240" w:lineRule="auto"/>
+        <w:ind w:left="1134" w:hanging="425"/>
+      </w:pPr>
+      <w:r>
+        <w:rPr>
+          <w:rFonts w:ascii="Angsana New" w:hAnsi="Angsana New" w:eastAsia="Angsana New" w:cs="Angsana New"/>
+          <w:b w:val="0"/>
+          <w:i w:val="0"/>
+          <w:color w:val="111111"/>
+          <w:sz w:val="32"/>
+        </w:rPr>
+        <w:t>3.7 การฝึกแบบจำลอง</w:t>
+      </w:r>
+    </w:p>
+    <w:p>
+      <w:pPr>
+        <w:keepLines/>
+        <w:spacing w:before="0" w:after="0" w:line="240" w:lineRule="auto"/>
+        <w:ind w:left="1134" w:hanging="425"/>
+      </w:pPr>
+      <w:r>
+        <w:rPr>
+          <w:rFonts w:ascii="Angsana New" w:hAnsi="Angsana New" w:eastAsia="Angsana New" w:cs="Angsana New"/>
+          <w:b w:val="0"/>
+          <w:i w:val="0"/>
+          <w:color w:val="111111"/>
+          <w:sz w:val="32"/>
+        </w:rPr>
+        <w:t>3.8 การทำงานแบบเวลาจริง</w:t>
+      </w:r>
+    </w:p>
+    <w:p>
+      <w:pPr>
+        <w:keepLines/>
+        <w:spacing w:before="0" w:after="0" w:line="240" w:lineRule="auto"/>
+        <w:ind w:left="1134" w:hanging="425"/>
+      </w:pPr>
+      <w:r>
+        <w:rPr>
+          <w:rFonts w:ascii="Angsana New" w:hAnsi="Angsana New" w:eastAsia="Angsana New" w:cs="Angsana New"/>
+          <w:b w:val="0"/>
+          <w:i w:val="0"/>
+          <w:color w:val="111111"/>
+          <w:sz w:val="32"/>
+        </w:rPr>
+        <w:t>3.9 ส่วนติดต่อผู้ใช้และการแปลงข้อความเป็นเสียง</w:t>
+      </w:r>
+    </w:p>
+    <w:p>
+      <w:pPr>
+        <w:keepLines/>
+        <w:spacing w:before="0" w:after="0" w:line="240" w:lineRule="auto"/>
+        <w:ind w:left="1134" w:hanging="425"/>
+      </w:pPr>
+      <w:r>
+        <w:rPr>
+          <w:rFonts w:ascii="Angsana New" w:hAnsi="Angsana New" w:eastAsia="Angsana New" w:cs="Angsana New"/>
+          <w:b w:val="0"/>
+          <w:i w:val="0"/>
+          <w:color w:val="111111"/>
+          <w:sz w:val="32"/>
+        </w:rPr>
+        <w:t>3.10 แผนการประเมินผล</w:t>
+      </w:r>
+    </w:p>
+    <w:p>
+      <w:pPr>
+        <w:keepLines/>
+        <w:spacing w:before="0" w:after="0" w:line="240" w:lineRule="auto"/>
+        <w:ind w:left="1134" w:hanging="425"/>
+      </w:pPr>
+      <w:r>
+        <w:rPr>
+          <w:rFonts w:ascii="Angsana New" w:hAnsi="Angsana New" w:eastAsia="Angsana New" w:cs="Angsana New"/>
+          <w:b w:val="0"/>
+          <w:i w:val="0"/>
+          <w:color w:val="111111"/>
+          <w:sz w:val="32"/>
+        </w:rPr>
+        <w:t>3.11 การควบคุมคุณภาพและจริยธรรมข้อมูล</w:t>
+      </w:r>
+    </w:p>
+    <w:p>
+      <w:pPr>
+        <w:keepLines/>
+        <w:spacing w:before="0" w:after="0" w:line="240" w:lineRule="auto"/>
+        <w:ind w:left="1134" w:hanging="425"/>
+      </w:pPr>
+      <w:r>
+        <w:rPr>
+          <w:rFonts w:ascii="Angsana New" w:hAnsi="Angsana New" w:eastAsia="Angsana New" w:cs="Angsana New"/>
+          <w:b w:val="0"/>
+          <w:i w:val="0"/>
+          <w:color w:val="111111"/>
+          <w:sz w:val="32"/>
+        </w:rPr>
+        <w:t>3.12 บทสรุป</w:t>
+      </w:r>
+    </w:p>
+    <w:p>
+      <w:r>
+        <w:br w:type="page"/>
       </w:r>
     </w:p>
     <w:p>

--- a/ผลลัพธ์เอกสาร/บทที่ 3_ฉบับปรับปรุง_HandVox.docx
+++ b/ผลลัพธ์เอกสาร/บทที่ 3_ฉบับปรับปรุง_HandVox.docx
@@ -16,6 +16,7 @@
           <w:i w:val="0"/>
           <w:color w:val="111111"/>
           <w:sz w:val="40"/>
+          <w:lang w:val="th-TH" w:eastAsia="th-TH" w:bidi="th-TH"/>
         </w:rPr>
         <w:t>บทที่ 3</w:t>
       </w:r>
@@ -34,6 +35,7 @@
           <w:i w:val="0"/>
           <w:color w:val="111111"/>
           <w:sz w:val="40"/>
+          <w:lang w:val="th-TH" w:eastAsia="th-TH" w:bidi="th-TH"/>
         </w:rPr>
         <w:t>วิธีดำเนินการและการออกแบบระบบ</w:t>
       </w:r>
@@ -41,7 +43,7 @@
     <w:p>
       <w:pPr>
         <w:keepLines w:val="0"/>
-        <w:spacing w:before="400" w:after="120"/>
+        <w:spacing w:before="400" w:after="120" w:line="276" w:lineRule="auto"/>
         <w:ind w:firstLine="709"/>
         <w:jc w:val="left"/>
       </w:pPr>
@@ -52,6 +54,7 @@
           <w:i w:val="0"/>
           <w:color w:val="111111"/>
           <w:sz w:val="32"/>
+          <w:lang w:val="th-TH" w:eastAsia="th-TH" w:bidi="th-TH"/>
         </w:rPr>
         <w:t>บทนี้อธิบายวิธีพัฒนา HandVox ตามซอร์สโค้ด ชุดข้อมูล และไฟล์แบบจำลองของโครงการปัจจุบัน ตั้งแต่การวิเคราะห์ความต้องการจนถึงการทดสอบและควบคุมคุณภาพ โดยมีหัวข้อดังนี้</w:t>
       </w:r>
@@ -61,6 +64,7 @@
         <w:keepLines/>
         <w:spacing w:before="0" w:after="0" w:line="240" w:lineRule="auto"/>
         <w:ind w:left="1134" w:hanging="425"/>
+        <w:jc w:val="left"/>
       </w:pPr>
       <w:r>
         <w:rPr>
@@ -69,6 +73,7 @@
           <w:i w:val="0"/>
           <w:color w:val="111111"/>
           <w:sz w:val="32"/>
+          <w:lang w:val="th-TH" w:eastAsia="th-TH" w:bidi="th-TH"/>
         </w:rPr>
         <w:t>3.1 รูปแบบการดำเนินโครงงาน</w:t>
       </w:r>
@@ -78,6 +83,7 @@
         <w:keepLines/>
         <w:spacing w:before="0" w:after="0" w:line="240" w:lineRule="auto"/>
         <w:ind w:left="1134" w:hanging="425"/>
+        <w:jc w:val="left"/>
       </w:pPr>
       <w:r>
         <w:rPr>
@@ -86,6 +92,7 @@
           <w:i w:val="0"/>
           <w:color w:val="111111"/>
           <w:sz w:val="32"/>
+          <w:lang w:val="th-TH" w:eastAsia="th-TH" w:bidi="th-TH"/>
         </w:rPr>
         <w:t>3.2 การวิเคราะห์ความต้องการ</w:t>
       </w:r>
@@ -95,6 +102,7 @@
         <w:keepLines/>
         <w:spacing w:before="0" w:after="0" w:line="240" w:lineRule="auto"/>
         <w:ind w:left="1134" w:hanging="425"/>
+        <w:jc w:val="left"/>
       </w:pPr>
       <w:r>
         <w:rPr>
@@ -103,6 +111,7 @@
           <w:i w:val="0"/>
           <w:color w:val="111111"/>
           <w:sz w:val="32"/>
+          <w:lang w:val="th-TH" w:eastAsia="th-TH" w:bidi="th-TH"/>
         </w:rPr>
         <w:t>3.3 สถาปัตยกรรมระบบ</w:t>
       </w:r>
@@ -112,6 +121,7 @@
         <w:keepLines/>
         <w:spacing w:before="0" w:after="0" w:line="240" w:lineRule="auto"/>
         <w:ind w:left="1134" w:hanging="425"/>
+        <w:jc w:val="left"/>
       </w:pPr>
       <w:r>
         <w:rPr>
@@ -120,6 +130,7 @@
           <w:i w:val="0"/>
           <w:color w:val="111111"/>
           <w:sz w:val="32"/>
+          <w:lang w:val="th-TH" w:eastAsia="th-TH" w:bidi="th-TH"/>
         </w:rPr>
         <w:t>3.4 การสร้างและจัดเก็บชุดข้อมูล</w:t>
       </w:r>
@@ -129,6 +140,7 @@
         <w:keepLines/>
         <w:spacing w:before="0" w:after="0" w:line="240" w:lineRule="auto"/>
         <w:ind w:left="1134" w:hanging="425"/>
+        <w:jc w:val="left"/>
       </w:pPr>
       <w:r>
         <w:rPr>
@@ -137,6 +149,7 @@
           <w:i w:val="0"/>
           <w:color w:val="111111"/>
           <w:sz w:val="32"/>
+          <w:lang w:val="th-TH" w:eastAsia="th-TH" w:bidi="th-TH"/>
         </w:rPr>
         <w:t>3.5 การสกัดและปรับมาตรฐานคุณลักษณะ</w:t>
       </w:r>
@@ -146,6 +159,7 @@
         <w:keepLines/>
         <w:spacing w:before="0" w:after="0" w:line="240" w:lineRule="auto"/>
         <w:ind w:left="1134" w:hanging="425"/>
+        <w:jc w:val="left"/>
       </w:pPr>
       <w:r>
         <w:rPr>
@@ -154,6 +168,7 @@
           <w:i w:val="0"/>
           <w:color w:val="111111"/>
           <w:sz w:val="32"/>
+          <w:lang w:val="th-TH" w:eastAsia="th-TH" w:bidi="th-TH"/>
         </w:rPr>
         <w:t>3.6 สถานะชุดข้อมูลปัจจุบัน</w:t>
       </w:r>
@@ -163,6 +178,7 @@
         <w:keepLines/>
         <w:spacing w:before="0" w:after="0" w:line="240" w:lineRule="auto"/>
         <w:ind w:left="1134" w:hanging="425"/>
+        <w:jc w:val="left"/>
       </w:pPr>
       <w:r>
         <w:rPr>
@@ -171,6 +187,7 @@
           <w:i w:val="0"/>
           <w:color w:val="111111"/>
           <w:sz w:val="32"/>
+          <w:lang w:val="th-TH" w:eastAsia="th-TH" w:bidi="th-TH"/>
         </w:rPr>
         <w:t>3.7 การฝึกแบบจำลอง</w:t>
       </w:r>
@@ -180,6 +197,7 @@
         <w:keepLines/>
         <w:spacing w:before="0" w:after="0" w:line="240" w:lineRule="auto"/>
         <w:ind w:left="1134" w:hanging="425"/>
+        <w:jc w:val="left"/>
       </w:pPr>
       <w:r>
         <w:rPr>
@@ -188,6 +206,7 @@
           <w:i w:val="0"/>
           <w:color w:val="111111"/>
           <w:sz w:val="32"/>
+          <w:lang w:val="th-TH" w:eastAsia="th-TH" w:bidi="th-TH"/>
         </w:rPr>
         <w:t>3.8 การทำงานแบบเวลาจริง</w:t>
       </w:r>
@@ -197,6 +216,7 @@
         <w:keepLines/>
         <w:spacing w:before="0" w:after="0" w:line="240" w:lineRule="auto"/>
         <w:ind w:left="1134" w:hanging="425"/>
+        <w:jc w:val="left"/>
       </w:pPr>
       <w:r>
         <w:rPr>
@@ -205,6 +225,7 @@
           <w:i w:val="0"/>
           <w:color w:val="111111"/>
           <w:sz w:val="32"/>
+          <w:lang w:val="th-TH" w:eastAsia="th-TH" w:bidi="th-TH"/>
         </w:rPr>
         <w:t>3.9 ส่วนติดต่อผู้ใช้และการแปลงข้อความเป็นเสียง</w:t>
       </w:r>
@@ -214,6 +235,7 @@
         <w:keepLines/>
         <w:spacing w:before="0" w:after="0" w:line="240" w:lineRule="auto"/>
         <w:ind w:left="1134" w:hanging="425"/>
+        <w:jc w:val="left"/>
       </w:pPr>
       <w:r>
         <w:rPr>
@@ -222,6 +244,7 @@
           <w:i w:val="0"/>
           <w:color w:val="111111"/>
           <w:sz w:val="32"/>
+          <w:lang w:val="th-TH" w:eastAsia="th-TH" w:bidi="th-TH"/>
         </w:rPr>
         <w:t>3.10 แผนการประเมินผล</w:t>
       </w:r>
@@ -231,6 +254,7 @@
         <w:keepLines/>
         <w:spacing w:before="0" w:after="0" w:line="240" w:lineRule="auto"/>
         <w:ind w:left="1134" w:hanging="425"/>
+        <w:jc w:val="left"/>
       </w:pPr>
       <w:r>
         <w:rPr>
@@ -239,6 +263,7 @@
           <w:i w:val="0"/>
           <w:color w:val="111111"/>
           <w:sz w:val="32"/>
+          <w:lang w:val="th-TH" w:eastAsia="th-TH" w:bidi="th-TH"/>
         </w:rPr>
         <w:t>3.11 การควบคุมคุณภาพและจริยธรรมข้อมูล</w:t>
       </w:r>
@@ -248,6 +273,7 @@
         <w:keepLines/>
         <w:spacing w:before="0" w:after="0" w:line="240" w:lineRule="auto"/>
         <w:ind w:left="1134" w:hanging="425"/>
+        <w:jc w:val="left"/>
       </w:pPr>
       <w:r>
         <w:rPr>
@@ -256,6 +282,7 @@
           <w:i w:val="0"/>
           <w:color w:val="111111"/>
           <w:sz w:val="32"/>
+          <w:lang w:val="th-TH" w:eastAsia="th-TH" w:bidi="th-TH"/>
         </w:rPr>
         <w:t>3.12 บทสรุป</w:t>
       </w:r>
@@ -276,6 +303,7 @@
           <w:i w:val="0"/>
           <w:color w:val="1F4E79"/>
           <w:sz w:val="36"/>
+          <w:lang w:val="th-TH" w:eastAsia="th-TH" w:bidi="th-TH"/>
         </w:rPr>
         <w:t>3.1 รูปแบบการดำเนินโครงงาน</w:t>
       </w:r>
@@ -283,7 +311,9 @@
     <w:p>
       <w:pPr>
         <w:keepLines w:val="0"/>
+        <w:spacing w:before="0" w:after="40" w:line="276" w:lineRule="auto"/>
         <w:ind w:firstLine="709"/>
+        <w:jc w:val="left"/>
       </w:pPr>
       <w:r>
         <w:rPr>
@@ -292,6 +322,7 @@
           <w:i w:val="0"/>
           <w:color w:val="111111"/>
           <w:sz w:val="32"/>
+          <w:lang w:val="th-TH" w:eastAsia="th-TH" w:bidi="th-TH"/>
         </w:rPr>
         <w:t>โครงงานใช้รูปแบบการวิจัยและพัฒนาเชิงทดลอง ประกอบด้วยการกำหนดข้อกำหนด การออกแบบสถาปัตยกรรม การพัฒนาซอฟต์แวร์ การสร้างชุดข้อมูลที่มีป้ายกำกับ การฝึกและประเมินแบบจำลอง และการทดสอบการใช้งานแบบเวลาจริง การตัดสินใจทุกขั้นอ้างอิงจากไฟล์โปรแกรมเพื่อให้ตรวจสอบย้อนกลับได้</w:t>
       </w:r>
@@ -307,23 +338,9 @@
           <w:i w:val="0"/>
           <w:color w:val="1F4E79"/>
           <w:sz w:val="36"/>
+          <w:lang w:val="th-TH" w:eastAsia="th-TH" w:bidi="th-TH"/>
         </w:rPr>
         <w:t>3.2 การวิเคราะห์ความต้องการ</w:t>
-      </w:r>
-    </w:p>
-    <w:p>
-      <w:pPr>
-        <w:pStyle w:val="Caption"/>
-      </w:pPr>
-      <w:r>
-        <w:rPr>
-          <w:rFonts w:ascii="Angsana New" w:hAnsi="Angsana New" w:eastAsia="Angsana New" w:cs="Angsana New"/>
-          <w:b w:val="0"/>
-          <w:i w:val="0"/>
-          <w:color w:val="111111"/>
-          <w:sz w:val="28"/>
-        </w:rPr>
-        <w:t>ตารางที่ 3.1 ความต้องการเชิงหน้าที่</w:t>
       </w:r>
     </w:p>
     <w:tbl>
@@ -351,6 +368,7 @@
       <w:tr>
         <w:trPr>
           <w:tblHeader w:val="true"/>
+          <w:cantSplit w:val="true"/>
         </w:trPr>
         <w:tc>
           <w:tcPr>
@@ -366,6 +384,7 @@
           </w:tcPr>
           <w:p>
             <w:pPr>
+              <w:keepNext/>
               <w:spacing w:after="0"/>
               <w:ind w:firstLine="0"/>
               <w:jc w:val="center"/>
@@ -377,6 +396,7 @@
                 <w:i w:val="0"/>
                 <w:color w:val="1F4E79"/>
                 <w:sz w:val="26"/>
+                <w:lang w:val="th-TH" w:eastAsia="th-TH" w:bidi="th-TH"/>
               </w:rPr>
               <w:t>รหัส</w:t>
             </w:r>
@@ -396,6 +416,7 @@
           </w:tcPr>
           <w:p>
             <w:pPr>
+              <w:keepNext/>
               <w:spacing w:after="0"/>
               <w:ind w:firstLine="0"/>
               <w:jc w:val="center"/>
@@ -407,6 +428,7 @@
                 <w:i w:val="0"/>
                 <w:color w:val="1F4E79"/>
                 <w:sz w:val="26"/>
+                <w:lang w:val="th-TH" w:eastAsia="th-TH" w:bidi="th-TH"/>
               </w:rPr>
               <w:t>ความต้องการ</w:t>
             </w:r>
@@ -426,6 +448,7 @@
           </w:tcPr>
           <w:p>
             <w:pPr>
+              <w:keepNext/>
               <w:spacing w:after="0"/>
               <w:ind w:firstLine="0"/>
               <w:jc w:val="center"/>
@@ -437,6 +460,7 @@
                 <w:i w:val="0"/>
                 <w:color w:val="1F4E79"/>
                 <w:sz w:val="26"/>
+                <w:lang w:val="th-TH" w:eastAsia="th-TH" w:bidi="th-TH"/>
               </w:rPr>
               <w:t>เกณฑ์ตรวจสอบ</w:t>
             </w:r>
@@ -444,6 +468,9 @@
         </w:tc>
       </w:tr>
       <w:tr>
+        <w:trPr>
+          <w:cantSplit w:val="true"/>
+        </w:trPr>
         <w:tc>
           <w:tcPr>
             <w:tcW w:type="dxa" w:w="1134"/>
@@ -468,6 +495,7 @@
                 <w:i w:val="0"/>
                 <w:color w:val="111111"/>
                 <w:sz w:val="26"/>
+                <w:lang w:val="th-TH" w:eastAsia="th-TH" w:bidi="th-TH"/>
               </w:rPr>
               <w:t>FR-01</w:t>
             </w:r>
@@ -497,6 +525,7 @@
                 <w:i w:val="0"/>
                 <w:color w:val="111111"/>
                 <w:sz w:val="26"/>
+                <w:lang w:val="th-TH" w:eastAsia="th-TH" w:bidi="th-TH"/>
               </w:rPr>
               <w:t>รับภาพจากเว็บแคมและตรวจหาช่วงบนกับมือ</w:t>
             </w:r>
@@ -526,6 +555,7 @@
                 <w:i w:val="0"/>
                 <w:color w:val="111111"/>
                 <w:sz w:val="26"/>
+                <w:lang w:val="th-TH" w:eastAsia="th-TH" w:bidi="th-TH"/>
               </w:rPr>
               <w:t>เมื่อพบ pose และมืออย่างน้อยหนึ่งข้างจึงสร้างคุณลักษณะ</w:t>
             </w:r>
@@ -533,6 +563,9 @@
         </w:tc>
       </w:tr>
       <w:tr>
+        <w:trPr>
+          <w:cantSplit w:val="true"/>
+        </w:trPr>
         <w:tc>
           <w:tcPr>
             <w:tcW w:type="dxa" w:w="1134"/>
@@ -557,6 +590,7 @@
                 <w:i w:val="0"/>
                 <w:color w:val="111111"/>
                 <w:sz w:val="26"/>
+                <w:lang w:val="th-TH" w:eastAsia="th-TH" w:bidi="th-TH"/>
               </w:rPr>
               <w:t>FR-02</w:t>
             </w:r>
@@ -586,6 +620,7 @@
                 <w:i w:val="0"/>
                 <w:color w:val="111111"/>
                 <w:sz w:val="26"/>
+                <w:lang w:val="th-TH" w:eastAsia="th-TH" w:bidi="th-TH"/>
               </w:rPr>
               <w:t>เก็บคลิปท่าที่มีป้ายกำกับ</w:t>
             </w:r>
@@ -615,6 +650,7 @@
                 <w:i w:val="0"/>
                 <w:color w:val="111111"/>
                 <w:sz w:val="26"/>
+                <w:lang w:val="th-TH" w:eastAsia="th-TH" w:bidi="th-TH"/>
               </w:rPr>
               <w:t>หนึ่งคลิปมี 30 เฟรม และหนึ่งท่ามีอย่างน้อย 30 คลิป</w:t>
             </w:r>
@@ -622,6 +658,9 @@
         </w:tc>
       </w:tr>
       <w:tr>
+        <w:trPr>
+          <w:cantSplit w:val="true"/>
+        </w:trPr>
         <w:tc>
           <w:tcPr>
             <w:tcW w:type="dxa" w:w="1134"/>
@@ -646,6 +685,7 @@
                 <w:i w:val="0"/>
                 <w:color w:val="111111"/>
                 <w:sz w:val="26"/>
+                <w:lang w:val="th-TH" w:eastAsia="th-TH" w:bidi="th-TH"/>
               </w:rPr>
               <w:t>FR-03</w:t>
             </w:r>
@@ -675,6 +715,7 @@
                 <w:i w:val="0"/>
                 <w:color w:val="111111"/>
                 <w:sz w:val="26"/>
+                <w:lang w:val="th-TH" w:eastAsia="th-TH" w:bidi="th-TH"/>
               </w:rPr>
               <w:t>ฝึกตัวจำแนกหลายคลาส</w:t>
             </w:r>
@@ -704,6 +745,7 @@
                 <w:i w:val="0"/>
                 <w:color w:val="111111"/>
                 <w:sz w:val="26"/>
+                <w:lang w:val="th-TH" w:eastAsia="th-TH" w:bidi="th-TH"/>
               </w:rPr>
               <w:t>มีอย่างน้อย 2 ท่าและจำนวนคลิปขั้นต่ำครบ</w:t>
             </w:r>
@@ -711,6 +753,9 @@
         </w:tc>
       </w:tr>
       <w:tr>
+        <w:trPr>
+          <w:cantSplit w:val="true"/>
+        </w:trPr>
         <w:tc>
           <w:tcPr>
             <w:tcW w:type="dxa" w:w="1134"/>
@@ -735,6 +780,7 @@
                 <w:i w:val="0"/>
                 <w:color w:val="111111"/>
                 <w:sz w:val="26"/>
+                <w:lang w:val="th-TH" w:eastAsia="th-TH" w:bidi="th-TH"/>
               </w:rPr>
               <w:t>FR-04</w:t>
             </w:r>
@@ -764,6 +810,7 @@
                 <w:i w:val="0"/>
                 <w:color w:val="111111"/>
                 <w:sz w:val="26"/>
+                <w:lang w:val="th-TH" w:eastAsia="th-TH" w:bidi="th-TH"/>
               </w:rPr>
               <w:t>รู้จำแบบเวลาจริง</w:t>
             </w:r>
@@ -793,6 +840,7 @@
                 <w:i w:val="0"/>
                 <w:color w:val="111111"/>
                 <w:sz w:val="26"/>
+                <w:lang w:val="th-TH" w:eastAsia="th-TH" w:bidi="th-TH"/>
               </w:rPr>
               <w:t>แสดงชื่อท่าและค่าความเชื่อมั่นเมื่อผ่านเกณฑ์</w:t>
             </w:r>
@@ -800,6 +848,9 @@
         </w:tc>
       </w:tr>
       <w:tr>
+        <w:trPr>
+          <w:cantSplit w:val="true"/>
+        </w:trPr>
         <w:tc>
           <w:tcPr>
             <w:tcW w:type="dxa" w:w="1134"/>
@@ -824,6 +875,7 @@
                 <w:i w:val="0"/>
                 <w:color w:val="111111"/>
                 <w:sz w:val="26"/>
+                <w:lang w:val="th-TH" w:eastAsia="th-TH" w:bidi="th-TH"/>
               </w:rPr>
               <w:t>FR-05</w:t>
             </w:r>
@@ -853,6 +905,7 @@
                 <w:i w:val="0"/>
                 <w:color w:val="111111"/>
                 <w:sz w:val="26"/>
+                <w:lang w:val="th-TH" w:eastAsia="th-TH" w:bidi="th-TH"/>
               </w:rPr>
               <w:t>จัดการคำและเสียง</w:t>
             </w:r>
@@ -882,6 +935,7 @@
                 <w:i w:val="0"/>
                 <w:color w:val="111111"/>
                 <w:sz w:val="26"/>
+                <w:lang w:val="th-TH" w:eastAsia="th-TH" w:bidi="th-TH"/>
               </w:rPr>
               <w:t>เพิ่ม/ลบ/ล้างคำ และอ่านออกเสียงได้เมื่อ TTS พร้อม</w:t>
             </w:r>
@@ -889,6 +943,9 @@
         </w:tc>
       </w:tr>
       <w:tr>
+        <w:trPr>
+          <w:cantSplit w:val="true"/>
+        </w:trPr>
         <w:tc>
           <w:tcPr>
             <w:tcW w:type="dxa" w:w="1134"/>
@@ -902,6 +959,7 @@
           </w:tcPr>
           <w:p>
             <w:pPr>
+              <w:keepNext/>
               <w:spacing w:after="0"/>
               <w:ind w:firstLine="0"/>
               <w:jc w:val="center"/>
@@ -913,6 +971,7 @@
                 <w:i w:val="0"/>
                 <w:color w:val="111111"/>
                 <w:sz w:val="26"/>
+                <w:lang w:val="th-TH" w:eastAsia="th-TH" w:bidi="th-TH"/>
               </w:rPr>
               <w:t>FR-06</w:t>
             </w:r>
@@ -931,6 +990,7 @@
           </w:tcPr>
           <w:p>
             <w:pPr>
+              <w:keepNext/>
               <w:spacing w:after="0"/>
               <w:ind w:firstLine="0"/>
               <w:jc w:val="left"/>
@@ -942,6 +1002,7 @@
                 <w:i w:val="0"/>
                 <w:color w:val="111111"/>
                 <w:sz w:val="26"/>
+                <w:lang w:val="th-TH" w:eastAsia="th-TH" w:bidi="th-TH"/>
               </w:rPr>
               <w:t>จัดการท่าที่ผู้ใช้เพิ่ม</w:t>
             </w:r>
@@ -960,6 +1021,7 @@
           </w:tcPr>
           <w:p>
             <w:pPr>
+              <w:keepNext/>
               <w:spacing w:after="0"/>
               <w:ind w:firstLine="0"/>
               <w:jc w:val="left"/>
@@ -971,6 +1033,7 @@
                 <w:i w:val="0"/>
                 <w:color w:val="111111"/>
                 <w:sz w:val="26"/>
+                <w:lang w:val="th-TH" w:eastAsia="th-TH" w:bidi="th-TH"/>
               </w:rPr>
               <w:t>เพิ่ม ลบ สำรองข้อมูล และฝึกใหม่ได้จากเมนู</w:t>
             </w:r>
@@ -981,6 +1044,8 @@
     <w:p>
       <w:pPr>
         <w:pStyle w:val="Caption"/>
+        <w:keepLines/>
+        <w:spacing w:before="0" w:after="20"/>
       </w:pPr>
       <w:r>
         <w:rPr>
@@ -989,8 +1054,9 @@
           <w:i w:val="0"/>
           <w:color w:val="111111"/>
           <w:sz w:val="28"/>
+          <w:lang w:val="th-TH" w:eastAsia="th-TH" w:bidi="th-TH"/>
         </w:rPr>
-        <w:t>ตารางที่ 3.2 ความต้องการที่ไม่ใช่เชิงหน้าที่</w:t>
+        <w:t>ตารางที่ 3.1 ความต้องการเชิงหน้าที่</w:t>
       </w:r>
     </w:p>
     <w:tbl>
@@ -1018,6 +1084,7 @@
       <w:tr>
         <w:trPr>
           <w:tblHeader w:val="true"/>
+          <w:cantSplit w:val="true"/>
         </w:trPr>
         <w:tc>
           <w:tcPr>
@@ -1033,6 +1100,7 @@
           </w:tcPr>
           <w:p>
             <w:pPr>
+              <w:keepNext/>
               <w:spacing w:after="0"/>
               <w:ind w:firstLine="0"/>
               <w:jc w:val="center"/>
@@ -1044,6 +1112,7 @@
                 <w:i w:val="0"/>
                 <w:color w:val="1F4E79"/>
                 <w:sz w:val="26"/>
+                <w:lang w:val="th-TH" w:eastAsia="th-TH" w:bidi="th-TH"/>
               </w:rPr>
               <w:t>รหัส</w:t>
             </w:r>
@@ -1063,6 +1132,7 @@
           </w:tcPr>
           <w:p>
             <w:pPr>
+              <w:keepNext/>
               <w:spacing w:after="0"/>
               <w:ind w:firstLine="0"/>
               <w:jc w:val="center"/>
@@ -1074,6 +1144,7 @@
                 <w:i w:val="0"/>
                 <w:color w:val="1F4E79"/>
                 <w:sz w:val="26"/>
+                <w:lang w:val="th-TH" w:eastAsia="th-TH" w:bidi="th-TH"/>
               </w:rPr>
               <w:t>ความต้องการที่ไม่ใช่เชิงหน้าที่</w:t>
             </w:r>
@@ -1093,6 +1164,7 @@
           </w:tcPr>
           <w:p>
             <w:pPr>
+              <w:keepNext/>
               <w:spacing w:after="0"/>
               <w:ind w:firstLine="0"/>
               <w:jc w:val="center"/>
@@ -1104,6 +1176,7 @@
                 <w:i w:val="0"/>
                 <w:color w:val="1F4E79"/>
                 <w:sz w:val="26"/>
+                <w:lang w:val="th-TH" w:eastAsia="th-TH" w:bidi="th-TH"/>
               </w:rPr>
               <w:t>แนวทาง</w:t>
             </w:r>
@@ -1111,6 +1184,9 @@
         </w:tc>
       </w:tr>
       <w:tr>
+        <w:trPr>
+          <w:cantSplit w:val="true"/>
+        </w:trPr>
         <w:tc>
           <w:tcPr>
             <w:tcW w:type="dxa" w:w="1134"/>
@@ -1135,6 +1211,7 @@
                 <w:i w:val="0"/>
                 <w:color w:val="111111"/>
                 <w:sz w:val="26"/>
+                <w:lang w:val="th-TH" w:eastAsia="th-TH" w:bidi="th-TH"/>
               </w:rPr>
               <w:t>NFR-01</w:t>
             </w:r>
@@ -1164,6 +1241,7 @@
                 <w:i w:val="0"/>
                 <w:color w:val="111111"/>
                 <w:sz w:val="26"/>
+                <w:lang w:val="th-TH" w:eastAsia="th-TH" w:bidi="th-TH"/>
               </w:rPr>
               <w:t>ความสอดคล้องของข้อมูล</w:t>
             </w:r>
@@ -1193,6 +1271,7 @@
                 <w:i w:val="0"/>
                 <w:color w:val="111111"/>
                 <w:sz w:val="26"/>
+                <w:lang w:val="th-TH" w:eastAsia="th-TH" w:bidi="th-TH"/>
               </w:rPr>
               <w:t>ใช้ฟังก์ชัน extract_features เดียวกันระหว่างเก็บและทำนาย</w:t>
             </w:r>
@@ -1200,6 +1279,9 @@
         </w:tc>
       </w:tr>
       <w:tr>
+        <w:trPr>
+          <w:cantSplit w:val="true"/>
+        </w:trPr>
         <w:tc>
           <w:tcPr>
             <w:tcW w:type="dxa" w:w="1134"/>
@@ -1224,6 +1306,7 @@
                 <w:i w:val="0"/>
                 <w:color w:val="111111"/>
                 <w:sz w:val="26"/>
+                <w:lang w:val="th-TH" w:eastAsia="th-TH" w:bidi="th-TH"/>
               </w:rPr>
               <w:t>NFR-02</w:t>
             </w:r>
@@ -1253,6 +1336,7 @@
                 <w:i w:val="0"/>
                 <w:color w:val="111111"/>
                 <w:sz w:val="26"/>
+                <w:lang w:val="th-TH" w:eastAsia="th-TH" w:bidi="th-TH"/>
               </w:rPr>
               <w:t>การทำซ้ำ</w:t>
             </w:r>
@@ -1282,6 +1366,7 @@
                 <w:i w:val="0"/>
                 <w:color w:val="111111"/>
                 <w:sz w:val="26"/>
+                <w:lang w:val="th-TH" w:eastAsia="th-TH" w:bidi="th-TH"/>
               </w:rPr>
               <w:t>ใช้ random_state=42 และบันทึกเวอร์ชันไลบรารี</w:t>
             </w:r>
@@ -1289,6 +1374,9 @@
         </w:tc>
       </w:tr>
       <w:tr>
+        <w:trPr>
+          <w:cantSplit w:val="true"/>
+        </w:trPr>
         <w:tc>
           <w:tcPr>
             <w:tcW w:type="dxa" w:w="1134"/>
@@ -1313,6 +1401,7 @@
                 <w:i w:val="0"/>
                 <w:color w:val="111111"/>
                 <w:sz w:val="26"/>
+                <w:lang w:val="th-TH" w:eastAsia="th-TH" w:bidi="th-TH"/>
               </w:rPr>
               <w:t>NFR-03</w:t>
             </w:r>
@@ -1342,6 +1431,7 @@
                 <w:i w:val="0"/>
                 <w:color w:val="111111"/>
                 <w:sz w:val="26"/>
+                <w:lang w:val="th-TH" w:eastAsia="th-TH" w:bidi="th-TH"/>
               </w:rPr>
               <w:t>ความเป็นส่วนตัว</w:t>
             </w:r>
@@ -1371,6 +1461,7 @@
                 <w:i w:val="0"/>
                 <w:color w:val="111111"/>
                 <w:sz w:val="26"/>
+                <w:lang w:val="th-TH" w:eastAsia="th-TH" w:bidi="th-TH"/>
               </w:rPr>
               <w:t>บันทึกเฉพาะคุณลักษณะและป้ายกำกับ ไม่บันทึกวิดีโอเป็นชุดข้อมูล</w:t>
             </w:r>
@@ -1378,6 +1469,9 @@
         </w:tc>
       </w:tr>
       <w:tr>
+        <w:trPr>
+          <w:cantSplit w:val="true"/>
+        </w:trPr>
         <w:tc>
           <w:tcPr>
             <w:tcW w:type="dxa" w:w="1134"/>
@@ -1391,6 +1485,7 @@
           </w:tcPr>
           <w:p>
             <w:pPr>
+              <w:keepNext/>
               <w:spacing w:after="0"/>
               <w:ind w:firstLine="0"/>
               <w:jc w:val="center"/>
@@ -1402,6 +1497,7 @@
                 <w:i w:val="0"/>
                 <w:color w:val="111111"/>
                 <w:sz w:val="26"/>
+                <w:lang w:val="th-TH" w:eastAsia="th-TH" w:bidi="th-TH"/>
               </w:rPr>
               <w:t>NFR-04</w:t>
             </w:r>
@@ -1420,6 +1516,7 @@
           </w:tcPr>
           <w:p>
             <w:pPr>
+              <w:keepNext/>
               <w:spacing w:after="0"/>
               <w:ind w:firstLine="0"/>
               <w:jc w:val="center"/>
@@ -1431,6 +1528,7 @@
                 <w:i w:val="0"/>
                 <w:color w:val="111111"/>
                 <w:sz w:val="26"/>
+                <w:lang w:val="th-TH" w:eastAsia="th-TH" w:bidi="th-TH"/>
               </w:rPr>
               <w:t>ความทนทาน</w:t>
             </w:r>
@@ -1449,6 +1547,7 @@
           </w:tcPr>
           <w:p>
             <w:pPr>
+              <w:keepNext/>
               <w:spacing w:after="0"/>
               <w:ind w:firstLine="0"/>
               <w:jc w:val="left"/>
@@ -1460,6 +1559,7 @@
                 <w:i w:val="0"/>
                 <w:color w:val="111111"/>
                 <w:sz w:val="26"/>
+                <w:lang w:val="th-TH" w:eastAsia="th-TH" w:bidi="th-TH"/>
               </w:rPr>
               <w:t>ล้างสถานะเมื่อไม่พบมือ และสำรองข้อมูลก่อนลบหรือรีเซ็ต</w:t>
             </w:r>
@@ -1467,6 +1567,24 @@
         </w:tc>
       </w:tr>
     </w:tbl>
+    <w:p>
+      <w:pPr>
+        <w:pStyle w:val="Caption"/>
+        <w:keepLines/>
+        <w:spacing w:before="0" w:after="20"/>
+      </w:pPr>
+      <w:r>
+        <w:rPr>
+          <w:rFonts w:ascii="Angsana New" w:hAnsi="Angsana New" w:eastAsia="Angsana New" w:cs="Angsana New"/>
+          <w:b w:val="0"/>
+          <w:i w:val="0"/>
+          <w:color w:val="111111"/>
+          <w:sz w:val="28"/>
+          <w:lang w:val="th-TH" w:eastAsia="th-TH" w:bidi="th-TH"/>
+        </w:rPr>
+        <w:t>ตารางที่ 3.2 ความต้องการที่ไม่ใช่เชิงหน้าที่</w:t>
+      </w:r>
+    </w:p>
     <w:p>
       <w:pPr>
         <w:pStyle w:val="Heading1"/>
@@ -1478,6 +1596,7 @@
           <w:i w:val="0"/>
           <w:color w:val="1F4E79"/>
           <w:sz w:val="36"/>
+          <w:lang w:val="th-TH" w:eastAsia="th-TH" w:bidi="th-TH"/>
         </w:rPr>
         <w:t>3.3 สถาปัตยกรรมระบบ</w:t>
       </w:r>
@@ -1485,42 +1604,66 @@
     <w:p>
       <w:pPr>
         <w:keepNext/>
+        <w:keepLines/>
+        <w:spacing w:before="120" w:after="60"/>
         <w:ind w:firstLine="0"/>
         <w:jc w:val="center"/>
+        <w:shd w:fill="F7F7F7"/>
+        <w:pBdr>
+          <w:top w:val="dashed" w:sz="8" w:space="6" w:color="7F7F7F"/>
+          <w:left w:val="dashed" w:sz="8" w:space="6" w:color="7F7F7F"/>
+          <w:bottom w:val="dashed" w:sz="8" w:space="6" w:color="7F7F7F"/>
+          <w:right w:val="dashed" w:sz="8" w:space="6" w:color="7F7F7F"/>
+        </w:pBdr>
       </w:pPr>
       <w:r>
-        <w:drawing>
-          <wp:inline xmlns:a="http://schemas.openxmlformats.org/drawingml/2006/main" xmlns:pic="http://schemas.openxmlformats.org/drawingml/2006/picture">
-            <wp:extent cx="5184000" cy="1728000"/>
-            <wp:docPr id="1" name="Picture 1" descr="ภาพที่ 3.1 สถาปัตยกรรมการประมวลผลของ HandVox" title="แผนภาพสถาปัตยกรรม HandVox"/>
-            <wp:cNvGraphicFramePr>
-              <a:graphicFrameLocks noChangeAspect="1"/>
-            </wp:cNvGraphicFramePr>
-            <a:graphic>
-              <a:graphicData uri="http://schemas.openxmlformats.org/drawingml/2006/picture">
-                <pic:pic>
-                  <pic:nvPicPr>
-                    <pic:cNvPr id="0" name="handvox_architecture.png"/>
-                    <pic:cNvPicPr/>
-                  </pic:nvPicPr>
-                  <pic:blipFill>
-                    <a:blip r:embed="rId10"/>
-                    <a:stretch>
-                      <a:fillRect/>
-                    </a:stretch>
-                  </pic:blipFill>
-                  <pic:spPr>
-                    <a:xfrm>
-                      <a:off x="0" y="0"/>
-                      <a:ext cx="5184000" cy="1728000"/>
-                    </a:xfrm>
-                    <a:prstGeom prst="rect"/>
-                  </pic:spPr>
-                </pic:pic>
-              </a:graphicData>
-            </a:graphic>
-          </wp:inline>
-        </w:drawing>
+        <w:rPr>
+          <w:rFonts w:ascii="Angsana New" w:hAnsi="Angsana New" w:eastAsia="Angsana New" w:cs="Angsana New"/>
+          <w:b w:val="0"/>
+          <w:i w:val="0"/>
+          <w:color w:val="111111"/>
+          <w:sz w:val="28"/>
+          <w:lang w:val="th-TH" w:eastAsia="th-TH" w:bidi="th-TH"/>
+        </w:rPr>
+        <w:br/>
+        <w:br/>
+        <w:br/>
+      </w:r>
+      <w:r>
+        <w:rPr>
+          <w:rFonts w:ascii="Angsana New" w:hAnsi="Angsana New" w:eastAsia="Angsana New" w:cs="Angsana New"/>
+          <w:b/>
+          <w:i w:val="0"/>
+          <w:color w:val="1F4E79"/>
+          <w:sz w:val="30"/>
+          <w:lang w:val="th-TH" w:eastAsia="th-TH" w:bidi="th-TH"/>
+        </w:rPr>
+        <w:t>[เว้นพื้นที่สำหรับภาพประกอบ]</w:t>
+        <w:br/>
+      </w:r>
+      <w:r>
+        <w:rPr>
+          <w:rFonts w:ascii="Angsana New" w:hAnsi="Angsana New" w:eastAsia="Angsana New" w:cs="Angsana New"/>
+          <w:b w:val="0"/>
+          <w:i/>
+          <w:color w:val="595959"/>
+          <w:sz w:val="28"/>
+          <w:lang w:val="th-TH" w:eastAsia="th-TH" w:bidi="th-TH"/>
+        </w:rPr>
+        <w:t>ภาพที่ต้องการ: ผังงาน 6 ขั้นจากเว็บแคม → MediaPipe Holistic → ปรับมาตรฐาน 171 ค่า/เฟรม → หน้าต่าง 30 เฟรม → SVM แบบ RBF → ข้อความ/ประโยค/เสียง</w:t>
+      </w:r>
+      <w:r>
+        <w:rPr>
+          <w:rFonts w:ascii="Angsana New" w:hAnsi="Angsana New" w:eastAsia="Angsana New" w:cs="Angsana New"/>
+          <w:b w:val="0"/>
+          <w:i w:val="0"/>
+          <w:color w:val="111111"/>
+          <w:sz w:val="28"/>
+          <w:lang w:val="th-TH" w:eastAsia="th-TH" w:bidi="th-TH"/>
+        </w:rPr>
+        <w:br/>
+        <w:br/>
+        <w:br/>
       </w:r>
     </w:p>
     <w:p>
@@ -1534,6 +1677,7 @@
           <w:i w:val="0"/>
           <w:color w:val="111111"/>
           <w:sz w:val="28"/>
+          <w:lang w:val="th-TH" w:eastAsia="th-TH" w:bidi="th-TH"/>
         </w:rPr>
         <w:t>ภาพที่ 3.1 สถาปัตยกรรมการประมวลผลของ HandVox</w:t>
       </w:r>
@@ -1541,7 +1685,9 @@
     <w:p>
       <w:pPr>
         <w:keepLines w:val="0"/>
+        <w:spacing w:before="0" w:after="40" w:line="276" w:lineRule="auto"/>
         <w:ind w:firstLine="709"/>
+        <w:jc w:val="left"/>
       </w:pPr>
       <w:r>
         <w:rPr>
@@ -1550,23 +1696,9 @@
           <w:i w:val="0"/>
           <w:color w:val="111111"/>
           <w:sz w:val="32"/>
+          <w:lang w:val="th-TH" w:eastAsia="th-TH" w:bidi="th-TH"/>
         </w:rPr>
         <w:t>สถาปัตยกรรมแบ่งเป็น 6 ส่วน ได้แก่ การรับภาพ การตรวจหาจุด การปรับมาตรฐาน การสะสมลำดับ 30 เฟรม การจำแนกด้วย SVM และการนำเสนอผล กระบวนการเก็บข้อมูลและกระบวนการใช้งานจริงเรียกใช้ body_features.extract_features ร่วมกัน จึงลดความเสี่ยงที่รูปแบบคุณลักษณะระหว่างฝึกและทำนายไม่ตรงกัน</w:t>
-      </w:r>
-    </w:p>
-    <w:p>
-      <w:pPr>
-        <w:pStyle w:val="Caption"/>
-      </w:pPr>
-      <w:r>
-        <w:rPr>
-          <w:rFonts w:ascii="Angsana New" w:hAnsi="Angsana New" w:eastAsia="Angsana New" w:cs="Angsana New"/>
-          <w:b w:val="0"/>
-          <w:i w:val="0"/>
-          <w:color w:val="111111"/>
-          <w:sz w:val="28"/>
-        </w:rPr>
-        <w:t>ตารางที่ 3.3 องค์ประกอบซอฟต์แวร์</w:t>
       </w:r>
     </w:p>
     <w:tbl>
@@ -1594,6 +1726,7 @@
       <w:tr>
         <w:trPr>
           <w:tblHeader w:val="true"/>
+          <w:cantSplit w:val="true"/>
         </w:trPr>
         <w:tc>
           <w:tcPr>
@@ -1609,6 +1742,7 @@
           </w:tcPr>
           <w:p>
             <w:pPr>
+              <w:keepNext/>
               <w:spacing w:after="0"/>
               <w:ind w:firstLine="0"/>
               <w:jc w:val="center"/>
@@ -1620,6 +1754,7 @@
                 <w:i w:val="0"/>
                 <w:color w:val="1F4E79"/>
                 <w:sz w:val="26"/>
+                <w:lang w:val="th-TH" w:eastAsia="th-TH" w:bidi="th-TH"/>
               </w:rPr>
               <w:t>ไฟล์</w:t>
             </w:r>
@@ -1639,6 +1774,7 @@
           </w:tcPr>
           <w:p>
             <w:pPr>
+              <w:keepNext/>
               <w:spacing w:after="0"/>
               <w:ind w:firstLine="0"/>
               <w:jc w:val="center"/>
@@ -1650,6 +1786,7 @@
                 <w:i w:val="0"/>
                 <w:color w:val="1F4E79"/>
                 <w:sz w:val="26"/>
+                <w:lang w:val="th-TH" w:eastAsia="th-TH" w:bidi="th-TH"/>
               </w:rPr>
               <w:t>หน้าที่หลัก</w:t>
             </w:r>
@@ -1669,6 +1806,7 @@
           </w:tcPr>
           <w:p>
             <w:pPr>
+              <w:keepNext/>
               <w:spacing w:after="0"/>
               <w:ind w:firstLine="0"/>
               <w:jc w:val="center"/>
@@ -1680,6 +1818,7 @@
                 <w:i w:val="0"/>
                 <w:color w:val="1F4E79"/>
                 <w:sz w:val="26"/>
+                <w:lang w:val="th-TH" w:eastAsia="th-TH" w:bidi="th-TH"/>
               </w:rPr>
               <w:t>ข้อมูลเข้า/ออก</w:t>
             </w:r>
@@ -1687,6 +1826,9 @@
         </w:tc>
       </w:tr>
       <w:tr>
+        <w:trPr>
+          <w:cantSplit w:val="true"/>
+        </w:trPr>
         <w:tc>
           <w:tcPr>
             <w:tcW w:type="dxa" w:w="2268"/>
@@ -1711,6 +1853,7 @@
                 <w:i w:val="0"/>
                 <w:color w:val="111111"/>
                 <w:sz w:val="26"/>
+                <w:lang w:val="th-TH" w:eastAsia="th-TH" w:bidi="th-TH"/>
               </w:rPr>
               <w:t>body_features.py</w:t>
             </w:r>
@@ -1740,6 +1883,7 @@
                 <w:i w:val="0"/>
                 <w:color w:val="111111"/>
                 <w:sz w:val="26"/>
+                <w:lang w:val="th-TH" w:eastAsia="th-TH" w:bidi="th-TH"/>
               </w:rPr>
               <w:t>สกัด 171 คุณลักษณะและกรอบช่วงบน</w:t>
             </w:r>
@@ -1769,6 +1913,7 @@
                 <w:i w:val="0"/>
                 <w:color w:val="111111"/>
                 <w:sz w:val="26"/>
+                <w:lang w:val="th-TH" w:eastAsia="th-TH" w:bidi="th-TH"/>
               </w:rPr>
               <w:t>MediaPipe results → feature vector</w:t>
             </w:r>
@@ -1776,6 +1921,9 @@
         </w:tc>
       </w:tr>
       <w:tr>
+        <w:trPr>
+          <w:cantSplit w:val="true"/>
+        </w:trPr>
         <w:tc>
           <w:tcPr>
             <w:tcW w:type="dxa" w:w="2268"/>
@@ -1800,6 +1948,7 @@
                 <w:i w:val="0"/>
                 <w:color w:val="111111"/>
                 <w:sz w:val="26"/>
+                <w:lang w:val="th-TH" w:eastAsia="th-TH" w:bidi="th-TH"/>
               </w:rPr>
               <w:t>sequence_dataset.py</w:t>
             </w:r>
@@ -1829,6 +1978,7 @@
                 <w:i w:val="0"/>
                 <w:color w:val="111111"/>
                 <w:sz w:val="26"/>
+                <w:lang w:val="th-TH" w:eastAsia="th-TH" w:bidi="th-TH"/>
               </w:rPr>
               <w:t>จัดเก็บและจัดการคลิป</w:t>
             </w:r>
@@ -1858,6 +2008,7 @@
                 <w:i w:val="0"/>
                 <w:color w:val="111111"/>
                 <w:sz w:val="26"/>
+                <w:lang w:val="th-TH" w:eastAsia="th-TH" w:bidi="th-TH"/>
               </w:rPr>
               <w:t>gesture_sequences.npz</w:t>
             </w:r>
@@ -1865,6 +2016,9 @@
         </w:tc>
       </w:tr>
       <w:tr>
+        <w:trPr>
+          <w:cantSplit w:val="true"/>
+        </w:trPr>
         <w:tc>
           <w:tcPr>
             <w:tcW w:type="dxa" w:w="2268"/>
@@ -1889,6 +2043,7 @@
                 <w:i w:val="0"/>
                 <w:color w:val="111111"/>
                 <w:sz w:val="26"/>
+                <w:lang w:val="th-TH" w:eastAsia="th-TH" w:bidi="th-TH"/>
               </w:rPr>
               <w:t>collect_data.py</w:t>
             </w:r>
@@ -1918,6 +2073,7 @@
                 <w:i w:val="0"/>
                 <w:color w:val="111111"/>
                 <w:sz w:val="26"/>
+                <w:lang w:val="th-TH" w:eastAsia="th-TH" w:bidi="th-TH"/>
               </w:rPr>
               <w:t>เปิดกล้องและเก็บคลิปตามป้ายกำกับ</w:t>
             </w:r>
@@ -1947,6 +2103,7 @@
                 <w:i w:val="0"/>
                 <w:color w:val="111111"/>
                 <w:sz w:val="26"/>
+                <w:lang w:val="th-TH" w:eastAsia="th-TH" w:bidi="th-TH"/>
               </w:rPr>
               <w:t>30 เฟรม → 1 คลิป</w:t>
             </w:r>
@@ -1954,6 +2111,9 @@
         </w:tc>
       </w:tr>
       <w:tr>
+        <w:trPr>
+          <w:cantSplit w:val="true"/>
+        </w:trPr>
         <w:tc>
           <w:tcPr>
             <w:tcW w:type="dxa" w:w="2268"/>
@@ -1978,6 +2138,7 @@
                 <w:i w:val="0"/>
                 <w:color w:val="111111"/>
                 <w:sz w:val="26"/>
+                <w:lang w:val="th-TH" w:eastAsia="th-TH" w:bidi="th-TH"/>
               </w:rPr>
               <w:t>train_model.py</w:t>
             </w:r>
@@ -2007,6 +2168,7 @@
                 <w:i w:val="0"/>
                 <w:color w:val="111111"/>
                 <w:sz w:val="26"/>
+                <w:lang w:val="th-TH" w:eastAsia="th-TH" w:bidi="th-TH"/>
               </w:rPr>
               <w:t>แบ่งข้อมูล ฝึก SVM และบันทึกโมเดล</w:t>
             </w:r>
@@ -2036,6 +2198,7 @@
                 <w:i w:val="0"/>
                 <w:color w:val="111111"/>
                 <w:sz w:val="26"/>
+                <w:lang w:val="th-TH" w:eastAsia="th-TH" w:bidi="th-TH"/>
               </w:rPr>
               <w:t>NPZ → model/labels PKL</w:t>
             </w:r>
@@ -2043,6 +2206,9 @@
         </w:tc>
       </w:tr>
       <w:tr>
+        <w:trPr>
+          <w:cantSplit w:val="true"/>
+        </w:trPr>
         <w:tc>
           <w:tcPr>
             <w:tcW w:type="dxa" w:w="2268"/>
@@ -2067,6 +2233,7 @@
                 <w:i w:val="0"/>
                 <w:color w:val="111111"/>
                 <w:sz w:val="26"/>
+                <w:lang w:val="th-TH" w:eastAsia="th-TH" w:bidi="th-TH"/>
               </w:rPr>
               <w:t>run_detector.py</w:t>
             </w:r>
@@ -2096,6 +2263,7 @@
                 <w:i w:val="0"/>
                 <w:color w:val="111111"/>
                 <w:sz w:val="26"/>
+                <w:lang w:val="th-TH" w:eastAsia="th-TH" w:bidi="th-TH"/>
               </w:rPr>
               <w:t>ทำนายแบบเวลาจริงและแสดงผล</w:t>
             </w:r>
@@ -2125,6 +2293,7 @@
                 <w:i w:val="0"/>
                 <w:color w:val="111111"/>
                 <w:sz w:val="26"/>
+                <w:lang w:val="th-TH" w:eastAsia="th-TH" w:bidi="th-TH"/>
               </w:rPr>
               <w:t>30 เฟรมล่าสุด → คำ/เสียง</w:t>
             </w:r>
@@ -2132,6 +2301,9 @@
         </w:tc>
       </w:tr>
       <w:tr>
+        <w:trPr>
+          <w:cantSplit w:val="true"/>
+        </w:trPr>
         <w:tc>
           <w:tcPr>
             <w:tcW w:type="dxa" w:w="2268"/>
@@ -2145,6 +2317,7 @@
           </w:tcPr>
           <w:p>
             <w:pPr>
+              <w:keepNext/>
               <w:spacing w:after="0"/>
               <w:ind w:firstLine="0"/>
               <w:jc w:val="center"/>
@@ -2156,6 +2329,7 @@
                 <w:i w:val="0"/>
                 <w:color w:val="111111"/>
                 <w:sz w:val="26"/>
+                <w:lang w:val="th-TH" w:eastAsia="th-TH" w:bidi="th-TH"/>
               </w:rPr>
               <w:t>gesture_config.py</w:t>
             </w:r>
@@ -2174,6 +2348,7 @@
           </w:tcPr>
           <w:p>
             <w:pPr>
+              <w:keepNext/>
               <w:spacing w:after="0"/>
               <w:ind w:firstLine="0"/>
               <w:jc w:val="left"/>
@@ -2185,6 +2360,7 @@
                 <w:i w:val="0"/>
                 <w:color w:val="111111"/>
                 <w:sz w:val="26"/>
+                <w:lang w:val="th-TH" w:eastAsia="th-TH" w:bidi="th-TH"/>
               </w:rPr>
               <w:t>โหลดชื่อ คำอธิบาย และสีของท่า</w:t>
             </w:r>
@@ -2203,6 +2379,7 @@
           </w:tcPr>
           <w:p>
             <w:pPr>
+              <w:keepNext/>
               <w:spacing w:after="0"/>
               <w:ind w:firstLine="0"/>
               <w:jc w:val="left"/>
@@ -2214,6 +2391,7 @@
                 <w:i w:val="0"/>
                 <w:color w:val="111111"/>
                 <w:sz w:val="26"/>
+                <w:lang w:val="th-TH" w:eastAsia="th-TH" w:bidi="th-TH"/>
               </w:rPr>
               <w:t>custom_gestures.json</w:t>
             </w:r>
@@ -2221,6 +2399,24 @@
         </w:tc>
       </w:tr>
     </w:tbl>
+    <w:p>
+      <w:pPr>
+        <w:pStyle w:val="Caption"/>
+        <w:keepLines/>
+        <w:spacing w:before="0" w:after="20"/>
+      </w:pPr>
+      <w:r>
+        <w:rPr>
+          <w:rFonts w:ascii="Angsana New" w:hAnsi="Angsana New" w:eastAsia="Angsana New" w:cs="Angsana New"/>
+          <w:b w:val="0"/>
+          <w:i w:val="0"/>
+          <w:color w:val="111111"/>
+          <w:sz w:val="28"/>
+          <w:lang w:val="th-TH" w:eastAsia="th-TH" w:bidi="th-TH"/>
+        </w:rPr>
+        <w:t>ตารางที่ 3.3 องค์ประกอบซอฟต์แวร์</w:t>
+      </w:r>
+    </w:p>
     <w:p>
       <w:pPr>
         <w:pStyle w:val="Heading1"/>
@@ -2232,6 +2428,7 @@
           <w:i w:val="0"/>
           <w:color w:val="1F4E79"/>
           <w:sz w:val="36"/>
+          <w:lang w:val="th-TH" w:eastAsia="th-TH" w:bidi="th-TH"/>
         </w:rPr>
         <w:t>3.4 การสร้างและจัดเก็บชุดข้อมูล</w:t>
       </w:r>
@@ -2239,7 +2436,9 @@
     <w:p>
       <w:pPr>
         <w:keepLines w:val="0"/>
+        <w:spacing w:before="0" w:after="40" w:line="276" w:lineRule="auto"/>
         <w:ind w:firstLine="709"/>
+        <w:jc w:val="left"/>
       </w:pPr>
       <w:r>
         <w:rPr>
@@ -2248,6 +2447,7 @@
           <w:i w:val="0"/>
           <w:color w:val="111111"/>
           <w:sz w:val="32"/>
+          <w:lang w:val="th-TH" w:eastAsia="th-TH" w:bidi="th-TH"/>
         </w:rPr>
         <w:t>ผู้ใช้เพิ่มชื่อท่าและคำอธิบายผ่าน add_gesture.py จากนั้น collect_data.py เปิดกล้องที่ตั้งค่าความละเอียด 1280 × 720 พิกเซล กลับภาพแนวนอน และใช้ MediaPipe Holistic ประมวลผลเฟรม เมื่อผู้ใช้กด Space โปรแกรมนับถอยหลังและเก็บเฉพาะเฟรมที่ extract_features คืนค่าครบ จนครบ 30 เฟรมจึงบันทึกเป็นหนึ่งคลิป</w:t>
       </w:r>
@@ -2255,7 +2455,9 @@
     <w:p>
       <w:pPr>
         <w:keepLines w:val="0"/>
+        <w:spacing w:before="0" w:after="40" w:line="276" w:lineRule="auto"/>
         <w:ind w:firstLine="709"/>
+        <w:jc w:val="left"/>
       </w:pPr>
       <w:r>
         <w:rPr>
@@ -2264,6 +2466,7 @@
           <w:i w:val="0"/>
           <w:color w:val="111111"/>
           <w:sz w:val="32"/>
+          <w:lang w:val="th-TH" w:eastAsia="th-TH" w:bidi="th-TH"/>
         </w:rPr>
         <w:t>sequence_dataset.py จัดเก็บคลิปทั้งหมดใน gesture_sequences.npz เป็นอาร์เรย์ชนิด float32 รูปร่าง (จำนวนคลิป, 30, 171) และเก็บป้ายกำกับเป็นข้อความ หนึ่งท่าต้องมีอย่างน้อย 30 คลิปก่อนฝึก หากพบไฟล์ข้อมูลภาพนิ่งจากระบบรุ่นเก่า โปรแกรมจะย้ายไปยัง gesture_backups เพื่อป้องกันการใช้ข้อมูลที่มีโครงสร้างไม่เข้ากัน</w:t>
       </w:r>
@@ -2272,6 +2475,7 @@
       <w:pPr>
         <w:spacing w:before="80" w:after="120"/>
         <w:ind w:firstLine="0" w:left="113" w:right="113"/>
+        <w:jc w:val="left"/>
         <w:shd w:fill="EDF4F8"/>
         <w:pBdr>
           <w:top w:val="single" w:sz="8" w:space="4" w:color="9FBAD0"/>
@@ -2287,6 +2491,7 @@
           <w:i w:val="0"/>
           <w:color w:val="1F4E79"/>
           <w:sz w:val="30"/>
+          <w:lang w:val="th-TH" w:eastAsia="th-TH" w:bidi="th-TH"/>
         </w:rPr>
         <w:t xml:space="preserve">ข้อควบคุมการเก็บข้อมูล: </w:t>
       </w:r>
@@ -2297,8 +2502,88 @@
           <w:i w:val="0"/>
           <w:color w:val="111111"/>
           <w:sz w:val="30"/>
+          <w:lang w:val="th-TH" w:eastAsia="th-TH" w:bidi="th-TH"/>
         </w:rPr>
         <w:t>ควรเริ่มและจบท่าภายในคลิปทุกครั้ง จัดให้เห็นไหล่และมืออย่างน้อยหนึ่งข้าง และเก็บความหลากหลายด้านผู้ทำท่า แสง ระยะ มุม และความเร็วโดยไม่เปลี่ยนความหมายของท่า</w:t>
+      </w:r>
+    </w:p>
+    <w:p>
+      <w:pPr>
+        <w:keepNext/>
+        <w:keepLines/>
+        <w:spacing w:before="120" w:after="60"/>
+        <w:ind w:firstLine="0"/>
+        <w:jc w:val="center"/>
+        <w:shd w:fill="F7F7F7"/>
+        <w:pBdr>
+          <w:top w:val="dashed" w:sz="8" w:space="6" w:color="7F7F7F"/>
+          <w:left w:val="dashed" w:sz="8" w:space="6" w:color="7F7F7F"/>
+          <w:bottom w:val="dashed" w:sz="8" w:space="6" w:color="7F7F7F"/>
+          <w:right w:val="dashed" w:sz="8" w:space="6" w:color="7F7F7F"/>
+        </w:pBdr>
+      </w:pPr>
+      <w:r>
+        <w:rPr>
+          <w:rFonts w:ascii="Angsana New" w:hAnsi="Angsana New" w:eastAsia="Angsana New" w:cs="Angsana New"/>
+          <w:b w:val="0"/>
+          <w:i w:val="0"/>
+          <w:color w:val="111111"/>
+          <w:sz w:val="28"/>
+          <w:lang w:val="th-TH" w:eastAsia="th-TH" w:bidi="th-TH"/>
+        </w:rPr>
+        <w:br/>
+        <w:br/>
+      </w:r>
+      <w:r>
+        <w:rPr>
+          <w:rFonts w:ascii="Angsana New" w:hAnsi="Angsana New" w:eastAsia="Angsana New" w:cs="Angsana New"/>
+          <w:b/>
+          <w:i w:val="0"/>
+          <w:color w:val="1F4E79"/>
+          <w:sz w:val="30"/>
+          <w:lang w:val="th-TH" w:eastAsia="th-TH" w:bidi="th-TH"/>
+        </w:rPr>
+        <w:t>[เว้นพื้นที่สำหรับภาพประกอบ]</w:t>
+        <w:br/>
+      </w:r>
+      <w:r>
+        <w:rPr>
+          <w:rFonts w:ascii="Angsana New" w:hAnsi="Angsana New" w:eastAsia="Angsana New" w:cs="Angsana New"/>
+          <w:b w:val="0"/>
+          <w:i/>
+          <w:color w:val="595959"/>
+          <w:sz w:val="28"/>
+          <w:lang w:val="th-TH" w:eastAsia="th-TH" w:bidi="th-TH"/>
+        </w:rPr>
+        <w:t>ภาพที่ต้องการ: ภาพหน้าจอจริงของ collect_data.py ขณะนับถอยหลังหรือบันทึกคลิป โดยต้องเห็นชื่อท่า เลขคลิป/30 กรอบช่วงบน และสถานะการบันทึก</w:t>
+      </w:r>
+      <w:r>
+        <w:rPr>
+          <w:rFonts w:ascii="Angsana New" w:hAnsi="Angsana New" w:eastAsia="Angsana New" w:cs="Angsana New"/>
+          <w:b w:val="0"/>
+          <w:i w:val="0"/>
+          <w:color w:val="111111"/>
+          <w:sz w:val="28"/>
+          <w:lang w:val="th-TH" w:eastAsia="th-TH" w:bidi="th-TH"/>
+        </w:rPr>
+        <w:br/>
+        <w:br/>
+      </w:r>
+    </w:p>
+    <w:p>
+      <w:pPr>
+        <w:pStyle w:val="Caption"/>
+      </w:pPr>
+      <w:r>
+        <w:rPr>
+          <w:rFonts w:ascii="Angsana New" w:hAnsi="Angsana New" w:eastAsia="Angsana New" w:cs="Angsana New"/>
+          <w:b w:val="0"/>
+          <w:i w:val="0"/>
+          <w:color w:val="111111"/>
+          <w:sz w:val="28"/>
+          <w:lang w:val="th-TH" w:eastAsia="th-TH" w:bidi="th-TH"/>
+        </w:rPr>
+        <w:t>ภาพที่ 3.2 หน้าจอเก็บคลิปท่าทาง</w:t>
       </w:r>
     </w:p>
     <w:p>
@@ -2312,6 +2597,7 @@
           <w:i w:val="0"/>
           <w:color w:val="1F4E79"/>
           <w:sz w:val="36"/>
+          <w:lang w:val="th-TH" w:eastAsia="th-TH" w:bidi="th-TH"/>
         </w:rPr>
         <w:t>3.5 การสกัดและปรับมาตรฐานคุณลักษณะ</w:t>
       </w:r>
@@ -2319,7 +2605,9 @@
     <w:p>
       <w:pPr>
         <w:keepLines w:val="0"/>
+        <w:spacing w:before="0" w:after="40" w:line="276" w:lineRule="auto"/>
         <w:ind w:firstLine="709"/>
+        <w:jc w:val="left"/>
       </w:pPr>
       <w:r>
         <w:rPr>
@@ -2328,6 +2616,7 @@
           <w:i w:val="0"/>
           <w:color w:val="111111"/>
           <w:sz w:val="32"/>
+          <w:lang w:val="th-TH" w:eastAsia="th-TH" w:bidi="th-TH"/>
         </w:rPr>
         <w:t>ระบบเลือกจุด pose หมายเลข 0, 2, 5, 7–16, 23 และ 24 รวม 15 จุด พร้อมมือซ้ายและขวาข้างละ 21 จุด แต่ละจุดมีพิกัด x, y และ z รวม 171 ค่า หากไม่พบ pose หรือไม่พบมือทั้งสองข้างจะไม่รับเฟรมนั้น หากพบเพียงมือเดียวจะเติมศูนย์แทนมือที่หาย</w:t>
       </w:r>
@@ -2335,7 +2624,9 @@
     <w:p>
       <w:pPr>
         <w:keepLines w:val="0"/>
+        <w:spacing w:before="0" w:after="40" w:line="276" w:lineRule="auto"/>
         <w:ind w:firstLine="709"/>
+        <w:jc w:val="left"/>
       </w:pPr>
       <w:r>
         <w:rPr>
@@ -2344,6 +2635,7 @@
           <w:i w:val="0"/>
           <w:color w:val="111111"/>
           <w:sz w:val="32"/>
+          <w:lang w:val="th-TH" w:eastAsia="th-TH" w:bidi="th-TH"/>
         </w:rPr>
         <w:t>ให้ c เป็นจุดกึ่งกลางระหว่างไหล่ซ้ายและขวา และ s เป็นระยะยูคลิดระหว่างไหล่ ระบบคำนวณพิกัดมาตรฐานของทุกจุดด้วย p′_i = (p_i − c) / max(s, 10⁻⁶) จากนั้นเรียงคุณลักษณะตามลำดับ pose มือซ้าย และมือขวา การใช้จุดและลำดับเดียวกันในทุกไฟล์เป็นเงื่อนไขสำคัญของความถูกต้อง</w:t>
       </w:r>
@@ -2359,6 +2651,7 @@
           <w:i w:val="0"/>
           <w:color w:val="1F4E79"/>
           <w:sz w:val="36"/>
+          <w:lang w:val="th-TH" w:eastAsia="th-TH" w:bidi="th-TH"/>
         </w:rPr>
         <w:t>3.6 สถานะชุดข้อมูลปัจจุบัน</w:t>
       </w:r>
@@ -2366,7 +2659,9 @@
     <w:p>
       <w:pPr>
         <w:keepLines w:val="0"/>
+        <w:spacing w:before="0" w:after="40" w:line="276" w:lineRule="auto"/>
         <w:ind w:firstLine="709"/>
+        <w:jc w:val="left"/>
       </w:pPr>
       <w:r>
         <w:rPr>
@@ -2375,23 +2670,9 @@
           <w:i w:val="0"/>
           <w:color w:val="111111"/>
           <w:sz w:val="32"/>
+          <w:lang w:val="th-TH" w:eastAsia="th-TH" w:bidi="th-TH"/>
         </w:rPr>
-        <w:t>การตรวจสอบไฟล์ gesture_sequences.npz ณ วันที่ 1 สิงหาคม 2569 พบข้อมูล 90 คลิป รูปร่างอาร์เรย์ (90, 30, 171) และชนิดข้อมูล float32 ป้ายกำกับมี 3 คลาสและแต่ละคลาสมีจำนวนเท่ากัน ดังตารางที่ 3.4</w:t>
-      </w:r>
-    </w:p>
-    <w:p>
-      <w:pPr>
-        <w:pStyle w:val="Caption"/>
-      </w:pPr>
-      <w:r>
-        <w:rPr>
-          <w:rFonts w:ascii="Angsana New" w:hAnsi="Angsana New" w:eastAsia="Angsana New" w:cs="Angsana New"/>
-          <w:b w:val="0"/>
-          <w:i w:val="0"/>
-          <w:color w:val="111111"/>
-          <w:sz w:val="28"/>
-        </w:rPr>
-        <w:t>ตารางที่ 3.4 ผลการตรวจสอบชุดข้อมูลปัจจุบัน</w:t>
+        <w:t>การตรวจสอบไฟล์ gesture_sequences.npz ณ วันที่ 4 สิงหาคม 2569 พบข้อมูล 120 คลิป รูปร่างอาร์เรย์ (120, 30, 171) และชนิดข้อมูล float32 ป้ายกำกับมี 4 คลาสและแต่ละคลาสมีจำนวนเท่ากัน ดังตารางที่ 3.4</w:t>
       </w:r>
     </w:p>
     <w:tbl>
@@ -2420,6 +2701,7 @@
       <w:tr>
         <w:trPr>
           <w:tblHeader w:val="true"/>
+          <w:cantSplit w:val="true"/>
         </w:trPr>
         <w:tc>
           <w:tcPr>
@@ -2435,6 +2717,7 @@
           </w:tcPr>
           <w:p>
             <w:pPr>
+              <w:keepNext/>
               <w:spacing w:after="0"/>
               <w:ind w:firstLine="0"/>
               <w:jc w:val="center"/>
@@ -2446,6 +2729,7 @@
                 <w:i w:val="0"/>
                 <w:color w:val="1F4E79"/>
                 <w:sz w:val="28"/>
+                <w:lang w:val="th-TH" w:eastAsia="th-TH" w:bidi="th-TH"/>
               </w:rPr>
               <w:t>ป้ายกำกับ</w:t>
             </w:r>
@@ -2465,6 +2749,7 @@
           </w:tcPr>
           <w:p>
             <w:pPr>
+              <w:keepNext/>
               <w:spacing w:after="0"/>
               <w:ind w:firstLine="0"/>
               <w:jc w:val="center"/>
@@ -2476,6 +2761,7 @@
                 <w:i w:val="0"/>
                 <w:color w:val="1F4E79"/>
                 <w:sz w:val="28"/>
+                <w:lang w:val="th-TH" w:eastAsia="th-TH" w:bidi="th-TH"/>
               </w:rPr>
               <w:t>จำนวนคลิป</w:t>
             </w:r>
@@ -2495,6 +2781,7 @@
           </w:tcPr>
           <w:p>
             <w:pPr>
+              <w:keepNext/>
               <w:spacing w:after="0"/>
               <w:ind w:firstLine="0"/>
               <w:jc w:val="center"/>
@@ -2506,6 +2793,7 @@
                 <w:i w:val="0"/>
                 <w:color w:val="1F4E79"/>
                 <w:sz w:val="28"/>
+                <w:lang w:val="th-TH" w:eastAsia="th-TH" w:bidi="th-TH"/>
               </w:rPr>
               <w:t>เฟรมต่อคลิป</w:t>
             </w:r>
@@ -2525,6 +2813,7 @@
           </w:tcPr>
           <w:p>
             <w:pPr>
+              <w:keepNext/>
               <w:spacing w:after="0"/>
               <w:ind w:firstLine="0"/>
               <w:jc w:val="center"/>
@@ -2536,6 +2825,7 @@
                 <w:i w:val="0"/>
                 <w:color w:val="1F4E79"/>
                 <w:sz w:val="28"/>
+                <w:lang w:val="th-TH" w:eastAsia="th-TH" w:bidi="th-TH"/>
               </w:rPr>
               <w:t>คุณลักษณะต่อเฟรม</w:t>
             </w:r>
@@ -2543,6 +2833,9 @@
         </w:tc>
       </w:tr>
       <w:tr>
+        <w:trPr>
+          <w:cantSplit w:val="true"/>
+        </w:trPr>
         <w:tc>
           <w:tcPr>
             <w:tcW w:type="dxa" w:w="2494"/>
@@ -2567,6 +2860,7 @@
                 <w:i w:val="0"/>
                 <w:color w:val="111111"/>
                 <w:sz w:val="28"/>
+                <w:lang w:val="th-TH" w:eastAsia="th-TH" w:bidi="th-TH"/>
               </w:rPr>
               <w:t>สวัสดี</w:t>
             </w:r>
@@ -2596,6 +2890,7 @@
                 <w:i w:val="0"/>
                 <w:color w:val="111111"/>
                 <w:sz w:val="28"/>
+                <w:lang w:val="th-TH" w:eastAsia="th-TH" w:bidi="th-TH"/>
               </w:rPr>
               <w:t>30</w:t>
             </w:r>
@@ -2625,6 +2920,7 @@
                 <w:i w:val="0"/>
                 <w:color w:val="111111"/>
                 <w:sz w:val="28"/>
+                <w:lang w:val="th-TH" w:eastAsia="th-TH" w:bidi="th-TH"/>
               </w:rPr>
               <w:t>30</w:t>
             </w:r>
@@ -2654,6 +2950,7 @@
                 <w:i w:val="0"/>
                 <w:color w:val="111111"/>
                 <w:sz w:val="28"/>
+                <w:lang w:val="th-TH" w:eastAsia="th-TH" w:bidi="th-TH"/>
               </w:rPr>
               <w:t>171</w:t>
             </w:r>
@@ -2661,6 +2958,9 @@
         </w:tc>
       </w:tr>
       <w:tr>
+        <w:trPr>
+          <w:cantSplit w:val="true"/>
+        </w:trPr>
         <w:tc>
           <w:tcPr>
             <w:tcW w:type="dxa" w:w="2494"/>
@@ -2685,6 +2985,257 @@
                 <w:i w:val="0"/>
                 <w:color w:val="111111"/>
                 <w:sz w:val="28"/>
+                <w:lang w:val="th-TH" w:eastAsia="th-TH" w:bidi="th-TH"/>
+              </w:rPr>
+              <w:t>ขอโทษ</w:t>
+            </w:r>
+          </w:p>
+        </w:tc>
+        <w:tc>
+          <w:tcPr>
+            <w:tcW w:type="dxa" w:w="1701"/>
+            <w:vAlign w:val="center"/>
+            <w:tcMar>
+              <w:top w:w="90" w:type="dxa"/>
+              <w:start w:w="120" w:type="dxa"/>
+              <w:bottom w:w="90" w:type="dxa"/>
+              <w:end w:w="120" w:type="dxa"/>
+            </w:tcMar>
+          </w:tcPr>
+          <w:p>
+            <w:pPr>
+              <w:spacing w:after="0"/>
+              <w:ind w:firstLine="0"/>
+              <w:jc w:val="center"/>
+            </w:pPr>
+            <w:r>
+              <w:rPr>
+                <w:rFonts w:ascii="Angsana New" w:hAnsi="Angsana New" w:eastAsia="Angsana New" w:cs="Angsana New"/>
+                <w:b w:val="0"/>
+                <w:i w:val="0"/>
+                <w:color w:val="111111"/>
+                <w:sz w:val="28"/>
+                <w:lang w:val="th-TH" w:eastAsia="th-TH" w:bidi="th-TH"/>
+              </w:rPr>
+              <w:t>30</w:t>
+            </w:r>
+          </w:p>
+        </w:tc>
+        <w:tc>
+          <w:tcPr>
+            <w:tcW w:type="dxa" w:w="1871"/>
+            <w:vAlign w:val="center"/>
+            <w:tcMar>
+              <w:top w:w="90" w:type="dxa"/>
+              <w:start w:w="120" w:type="dxa"/>
+              <w:bottom w:w="90" w:type="dxa"/>
+              <w:end w:w="120" w:type="dxa"/>
+            </w:tcMar>
+          </w:tcPr>
+          <w:p>
+            <w:pPr>
+              <w:spacing w:after="0"/>
+              <w:ind w:firstLine="0"/>
+              <w:jc w:val="center"/>
+            </w:pPr>
+            <w:r>
+              <w:rPr>
+                <w:rFonts w:ascii="Angsana New" w:hAnsi="Angsana New" w:eastAsia="Angsana New" w:cs="Angsana New"/>
+                <w:b w:val="0"/>
+                <w:i w:val="0"/>
+                <w:color w:val="111111"/>
+                <w:sz w:val="28"/>
+                <w:lang w:val="th-TH" w:eastAsia="th-TH" w:bidi="th-TH"/>
+              </w:rPr>
+              <w:t>30</w:t>
+            </w:r>
+          </w:p>
+        </w:tc>
+        <w:tc>
+          <w:tcPr>
+            <w:tcW w:type="dxa" w:w="2239"/>
+            <w:vAlign w:val="center"/>
+            <w:tcMar>
+              <w:top w:w="90" w:type="dxa"/>
+              <w:start w:w="120" w:type="dxa"/>
+              <w:bottom w:w="90" w:type="dxa"/>
+              <w:end w:w="120" w:type="dxa"/>
+            </w:tcMar>
+          </w:tcPr>
+          <w:p>
+            <w:pPr>
+              <w:spacing w:after="0"/>
+              <w:ind w:firstLine="0"/>
+              <w:jc w:val="center"/>
+            </w:pPr>
+            <w:r>
+              <w:rPr>
+                <w:rFonts w:ascii="Angsana New" w:hAnsi="Angsana New" w:eastAsia="Angsana New" w:cs="Angsana New"/>
+                <w:b w:val="0"/>
+                <w:i w:val="0"/>
+                <w:color w:val="111111"/>
+                <w:sz w:val="28"/>
+                <w:lang w:val="th-TH" w:eastAsia="th-TH" w:bidi="th-TH"/>
+              </w:rPr>
+              <w:t>171</w:t>
+            </w:r>
+          </w:p>
+        </w:tc>
+      </w:tr>
+      <w:tr>
+        <w:trPr>
+          <w:cantSplit w:val="true"/>
+        </w:trPr>
+        <w:tc>
+          <w:tcPr>
+            <w:tcW w:type="dxa" w:w="2494"/>
+            <w:vAlign w:val="center"/>
+            <w:tcMar>
+              <w:top w:w="90" w:type="dxa"/>
+              <w:start w:w="120" w:type="dxa"/>
+              <w:bottom w:w="90" w:type="dxa"/>
+              <w:end w:w="120" w:type="dxa"/>
+            </w:tcMar>
+          </w:tcPr>
+          <w:p>
+            <w:pPr>
+              <w:spacing w:after="0"/>
+              <w:ind w:firstLine="0"/>
+              <w:jc w:val="center"/>
+            </w:pPr>
+            <w:r>
+              <w:rPr>
+                <w:rFonts w:ascii="Angsana New" w:hAnsi="Angsana New" w:eastAsia="Angsana New" w:cs="Angsana New"/>
+                <w:b w:val="0"/>
+                <w:i w:val="0"/>
+                <w:color w:val="111111"/>
+                <w:sz w:val="28"/>
+                <w:lang w:val="th-TH" w:eastAsia="th-TH" w:bidi="th-TH"/>
+              </w:rPr>
+              <w:t>ไม่เป็นไร</w:t>
+            </w:r>
+          </w:p>
+        </w:tc>
+        <w:tc>
+          <w:tcPr>
+            <w:tcW w:type="dxa" w:w="1701"/>
+            <w:vAlign w:val="center"/>
+            <w:tcMar>
+              <w:top w:w="90" w:type="dxa"/>
+              <w:start w:w="120" w:type="dxa"/>
+              <w:bottom w:w="90" w:type="dxa"/>
+              <w:end w:w="120" w:type="dxa"/>
+            </w:tcMar>
+          </w:tcPr>
+          <w:p>
+            <w:pPr>
+              <w:spacing w:after="0"/>
+              <w:ind w:firstLine="0"/>
+              <w:jc w:val="center"/>
+            </w:pPr>
+            <w:r>
+              <w:rPr>
+                <w:rFonts w:ascii="Angsana New" w:hAnsi="Angsana New" w:eastAsia="Angsana New" w:cs="Angsana New"/>
+                <w:b w:val="0"/>
+                <w:i w:val="0"/>
+                <w:color w:val="111111"/>
+                <w:sz w:val="28"/>
+                <w:lang w:val="th-TH" w:eastAsia="th-TH" w:bidi="th-TH"/>
+              </w:rPr>
+              <w:t>30</w:t>
+            </w:r>
+          </w:p>
+        </w:tc>
+        <w:tc>
+          <w:tcPr>
+            <w:tcW w:type="dxa" w:w="1871"/>
+            <w:vAlign w:val="center"/>
+            <w:tcMar>
+              <w:top w:w="90" w:type="dxa"/>
+              <w:start w:w="120" w:type="dxa"/>
+              <w:bottom w:w="90" w:type="dxa"/>
+              <w:end w:w="120" w:type="dxa"/>
+            </w:tcMar>
+          </w:tcPr>
+          <w:p>
+            <w:pPr>
+              <w:spacing w:after="0"/>
+              <w:ind w:firstLine="0"/>
+              <w:jc w:val="center"/>
+            </w:pPr>
+            <w:r>
+              <w:rPr>
+                <w:rFonts w:ascii="Angsana New" w:hAnsi="Angsana New" w:eastAsia="Angsana New" w:cs="Angsana New"/>
+                <w:b w:val="0"/>
+                <w:i w:val="0"/>
+                <w:color w:val="111111"/>
+                <w:sz w:val="28"/>
+                <w:lang w:val="th-TH" w:eastAsia="th-TH" w:bidi="th-TH"/>
+              </w:rPr>
+              <w:t>30</w:t>
+            </w:r>
+          </w:p>
+        </w:tc>
+        <w:tc>
+          <w:tcPr>
+            <w:tcW w:type="dxa" w:w="2239"/>
+            <w:vAlign w:val="center"/>
+            <w:tcMar>
+              <w:top w:w="90" w:type="dxa"/>
+              <w:start w:w="120" w:type="dxa"/>
+              <w:bottom w:w="90" w:type="dxa"/>
+              <w:end w:w="120" w:type="dxa"/>
+            </w:tcMar>
+          </w:tcPr>
+          <w:p>
+            <w:pPr>
+              <w:spacing w:after="0"/>
+              <w:ind w:firstLine="0"/>
+              <w:jc w:val="center"/>
+            </w:pPr>
+            <w:r>
+              <w:rPr>
+                <w:rFonts w:ascii="Angsana New" w:hAnsi="Angsana New" w:eastAsia="Angsana New" w:cs="Angsana New"/>
+                <w:b w:val="0"/>
+                <w:i w:val="0"/>
+                <w:color w:val="111111"/>
+                <w:sz w:val="28"/>
+                <w:lang w:val="th-TH" w:eastAsia="th-TH" w:bidi="th-TH"/>
+              </w:rPr>
+              <w:t>171</w:t>
+            </w:r>
+          </w:p>
+        </w:tc>
+      </w:tr>
+      <w:tr>
+        <w:trPr>
+          <w:cantSplit w:val="true"/>
+        </w:trPr>
+        <w:tc>
+          <w:tcPr>
+            <w:tcW w:type="dxa" w:w="2494"/>
+            <w:vAlign w:val="center"/>
+            <w:tcMar>
+              <w:top w:w="90" w:type="dxa"/>
+              <w:start w:w="120" w:type="dxa"/>
+              <w:bottom w:w="90" w:type="dxa"/>
+              <w:end w:w="120" w:type="dxa"/>
+            </w:tcMar>
+          </w:tcPr>
+          <w:p>
+            <w:pPr>
+              <w:spacing w:after="0"/>
+              <w:ind w:firstLine="0"/>
+              <w:jc w:val="center"/>
+            </w:pPr>
+            <w:r>
+              <w:rPr>
+                <w:rFonts w:ascii="Angsana New" w:hAnsi="Angsana New" w:eastAsia="Angsana New" w:cs="Angsana New"/>
+                <w:b w:val="0"/>
+                <w:i w:val="0"/>
+                <w:color w:val="111111"/>
+                <w:sz w:val="28"/>
+                <w:lang w:val="th-TH" w:eastAsia="th-TH" w:bidi="th-TH"/>
               </w:rPr>
               <w:t>ขอบคุณ</w:t>
             </w:r>
@@ -2714,6 +3265,7 @@
                 <w:i w:val="0"/>
                 <w:color w:val="111111"/>
                 <w:sz w:val="28"/>
+                <w:lang w:val="th-TH" w:eastAsia="th-TH" w:bidi="th-TH"/>
               </w:rPr>
               <w:t>30</w:t>
             </w:r>
@@ -2743,6 +3295,7 @@
                 <w:i w:val="0"/>
                 <w:color w:val="111111"/>
                 <w:sz w:val="28"/>
+                <w:lang w:val="th-TH" w:eastAsia="th-TH" w:bidi="th-TH"/>
               </w:rPr>
               <w:t>30</w:t>
             </w:r>
@@ -2772,6 +3325,7 @@
                 <w:i w:val="0"/>
                 <w:color w:val="111111"/>
                 <w:sz w:val="28"/>
+                <w:lang w:val="th-TH" w:eastAsia="th-TH" w:bidi="th-TH"/>
               </w:rPr>
               <w:t>171</w:t>
             </w:r>
@@ -2779,6 +3333,9 @@
         </w:tc>
       </w:tr>
       <w:tr>
+        <w:trPr>
+          <w:cantSplit w:val="true"/>
+        </w:trPr>
         <w:tc>
           <w:tcPr>
             <w:tcW w:type="dxa" w:w="2494"/>
@@ -2792,6 +3349,7 @@
           </w:tcPr>
           <w:p>
             <w:pPr>
+              <w:keepNext/>
               <w:spacing w:after="0"/>
               <w:ind w:firstLine="0"/>
               <w:jc w:val="center"/>
@@ -2803,124 +3361,7 @@
                 <w:i w:val="0"/>
                 <w:color w:val="111111"/>
                 <w:sz w:val="28"/>
-              </w:rPr>
-              <w:t>ขอโทษ</w:t>
-            </w:r>
-          </w:p>
-        </w:tc>
-        <w:tc>
-          <w:tcPr>
-            <w:tcW w:type="dxa" w:w="1701"/>
-            <w:vAlign w:val="center"/>
-            <w:tcMar>
-              <w:top w:w="90" w:type="dxa"/>
-              <w:start w:w="120" w:type="dxa"/>
-              <w:bottom w:w="90" w:type="dxa"/>
-              <w:end w:w="120" w:type="dxa"/>
-            </w:tcMar>
-          </w:tcPr>
-          <w:p>
-            <w:pPr>
-              <w:spacing w:after="0"/>
-              <w:ind w:firstLine="0"/>
-              <w:jc w:val="center"/>
-            </w:pPr>
-            <w:r>
-              <w:rPr>
-                <w:rFonts w:ascii="Angsana New" w:hAnsi="Angsana New" w:eastAsia="Angsana New" w:cs="Angsana New"/>
-                <w:b w:val="0"/>
-                <w:i w:val="0"/>
-                <w:color w:val="111111"/>
-                <w:sz w:val="28"/>
-              </w:rPr>
-              <w:t>30</w:t>
-            </w:r>
-          </w:p>
-        </w:tc>
-        <w:tc>
-          <w:tcPr>
-            <w:tcW w:type="dxa" w:w="1871"/>
-            <w:vAlign w:val="center"/>
-            <w:tcMar>
-              <w:top w:w="90" w:type="dxa"/>
-              <w:start w:w="120" w:type="dxa"/>
-              <w:bottom w:w="90" w:type="dxa"/>
-              <w:end w:w="120" w:type="dxa"/>
-            </w:tcMar>
-          </w:tcPr>
-          <w:p>
-            <w:pPr>
-              <w:spacing w:after="0"/>
-              <w:ind w:firstLine="0"/>
-              <w:jc w:val="center"/>
-            </w:pPr>
-            <w:r>
-              <w:rPr>
-                <w:rFonts w:ascii="Angsana New" w:hAnsi="Angsana New" w:eastAsia="Angsana New" w:cs="Angsana New"/>
-                <w:b w:val="0"/>
-                <w:i w:val="0"/>
-                <w:color w:val="111111"/>
-                <w:sz w:val="28"/>
-              </w:rPr>
-              <w:t>30</w:t>
-            </w:r>
-          </w:p>
-        </w:tc>
-        <w:tc>
-          <w:tcPr>
-            <w:tcW w:type="dxa" w:w="2239"/>
-            <w:vAlign w:val="center"/>
-            <w:tcMar>
-              <w:top w:w="90" w:type="dxa"/>
-              <w:start w:w="120" w:type="dxa"/>
-              <w:bottom w:w="90" w:type="dxa"/>
-              <w:end w:w="120" w:type="dxa"/>
-            </w:tcMar>
-          </w:tcPr>
-          <w:p>
-            <w:pPr>
-              <w:spacing w:after="0"/>
-              <w:ind w:firstLine="0"/>
-              <w:jc w:val="center"/>
-            </w:pPr>
-            <w:r>
-              <w:rPr>
-                <w:rFonts w:ascii="Angsana New" w:hAnsi="Angsana New" w:eastAsia="Angsana New" w:cs="Angsana New"/>
-                <w:b w:val="0"/>
-                <w:i w:val="0"/>
-                <w:color w:val="111111"/>
-                <w:sz w:val="28"/>
-              </w:rPr>
-              <w:t>171</w:t>
-            </w:r>
-          </w:p>
-        </w:tc>
-      </w:tr>
-      <w:tr>
-        <w:tc>
-          <w:tcPr>
-            <w:tcW w:type="dxa" w:w="2494"/>
-            <w:vAlign w:val="center"/>
-            <w:tcMar>
-              <w:top w:w="90" w:type="dxa"/>
-              <w:start w:w="120" w:type="dxa"/>
-              <w:bottom w:w="90" w:type="dxa"/>
-              <w:end w:w="120" w:type="dxa"/>
-            </w:tcMar>
-          </w:tcPr>
-          <w:p>
-            <w:pPr>
-              <w:spacing w:after="0"/>
-              <w:ind w:firstLine="0"/>
-              <w:jc w:val="center"/>
-            </w:pPr>
-            <w:r>
-              <w:rPr>
-                <w:rFonts w:ascii="Angsana New" w:hAnsi="Angsana New" w:eastAsia="Angsana New" w:cs="Angsana New"/>
-                <w:b w:val="0"/>
-                <w:i w:val="0"/>
-                <w:color w:val="111111"/>
-                <w:sz w:val="28"/>
+                <w:lang w:val="th-TH" w:eastAsia="th-TH" w:bidi="th-TH"/>
               </w:rPr>
               <w:t>รวม</w:t>
             </w:r>
@@ -2939,6 +3380,7 @@
           </w:tcPr>
           <w:p>
             <w:pPr>
+              <w:keepNext/>
               <w:spacing w:after="0"/>
               <w:ind w:firstLine="0"/>
               <w:jc w:val="center"/>
@@ -2950,8 +3392,9 @@
                 <w:i w:val="0"/>
                 <w:color w:val="111111"/>
                 <w:sz w:val="28"/>
+                <w:lang w:val="th-TH" w:eastAsia="th-TH" w:bidi="th-TH"/>
               </w:rPr>
-              <w:t>90</w:t>
+              <w:t>120</w:t>
             </w:r>
           </w:p>
         </w:tc>
@@ -2968,6 +3411,7 @@
           </w:tcPr>
           <w:p>
             <w:pPr>
+              <w:keepNext/>
               <w:spacing w:after="0"/>
               <w:ind w:firstLine="0"/>
               <w:jc w:val="center"/>
@@ -2979,8 +3423,9 @@
                 <w:i w:val="0"/>
                 <w:color w:val="111111"/>
                 <w:sz w:val="28"/>
+                <w:lang w:val="th-TH" w:eastAsia="th-TH" w:bidi="th-TH"/>
               </w:rPr>
-              <w:t>2,700 เฟรมที่ใช้</w:t>
+              <w:t>3,600 เฟรมที่ใช้</w:t>
             </w:r>
           </w:p>
         </w:tc>
@@ -2997,6 +3442,7 @@
           </w:tcPr>
           <w:p>
             <w:pPr>
+              <w:keepNext/>
               <w:spacing w:after="0"/>
               <w:ind w:firstLine="0"/>
               <w:jc w:val="center"/>
@@ -3008,6 +3454,7 @@
                 <w:i w:val="0"/>
                 <w:color w:val="111111"/>
                 <w:sz w:val="28"/>
+                <w:lang w:val="th-TH" w:eastAsia="th-TH" w:bidi="th-TH"/>
               </w:rPr>
               <w:t>5,130 ค่าต่อคลิป</w:t>
             </w:r>
@@ -3017,8 +3464,28 @@
     </w:tbl>
     <w:p>
       <w:pPr>
+        <w:pStyle w:val="Caption"/>
+        <w:keepLines/>
+        <w:spacing w:before="0" w:after="20"/>
+      </w:pPr>
+      <w:r>
+        <w:rPr>
+          <w:rFonts w:ascii="Angsana New" w:hAnsi="Angsana New" w:eastAsia="Angsana New" w:cs="Angsana New"/>
+          <w:b w:val="0"/>
+          <w:i w:val="0"/>
+          <w:color w:val="111111"/>
+          <w:sz w:val="28"/>
+          <w:lang w:val="th-TH" w:eastAsia="th-TH" w:bidi="th-TH"/>
+        </w:rPr>
+        <w:t>ตารางที่ 3.4 ผลการตรวจสอบชุดข้อมูลปัจจุบัน</w:t>
+      </w:r>
+    </w:p>
+    <w:p>
+      <w:pPr>
         <w:keepLines w:val="0"/>
+        <w:spacing w:before="0" w:after="40" w:line="276" w:lineRule="auto"/>
         <w:ind w:firstLine="709"/>
+        <w:jc w:val="left"/>
       </w:pPr>
       <w:r>
         <w:rPr>
@@ -3027,6 +3494,7 @@
           <w:i w:val="0"/>
           <w:color w:val="111111"/>
           <w:sz w:val="32"/>
+          <w:lang w:val="th-TH" w:eastAsia="th-TH" w:bidi="th-TH"/>
         </w:rPr>
         <w:t>จำนวนดังกล่าวเพียงพอให้โปรแกรมฝึกตัวจำแนกต้นแบบ แต่ยังไม่เพียงพอสำหรับสรุปความสามารถทั่วไปของระบบ เนื่องจากจำนวนผู้ให้ข้อมูล จำนวนเซสชัน และความหลากหลายของสภาพแวดล้อมยังไม่ได้บันทึกเป็น metadata ในไฟล์ชุดข้อมูล</w:t>
       </w:r>
@@ -3042,6 +3510,7 @@
           <w:i w:val="0"/>
           <w:color w:val="1F4E79"/>
           <w:sz w:val="36"/>
+          <w:lang w:val="th-TH" w:eastAsia="th-TH" w:bidi="th-TH"/>
         </w:rPr>
         <w:t>3.7 การฝึกแบบจำลอง</w:t>
       </w:r>
@@ -3049,7 +3518,9 @@
     <w:p>
       <w:pPr>
         <w:keepLines w:val="0"/>
+        <w:spacing w:before="0" w:after="40" w:line="276" w:lineRule="auto"/>
         <w:ind w:firstLine="709"/>
+        <w:jc w:val="left"/>
       </w:pPr>
       <w:r>
         <w:rPr>
@@ -3058,23 +3529,9 @@
           <w:i w:val="0"/>
           <w:color w:val="111111"/>
           <w:sz w:val="32"/>
+          <w:lang w:val="th-TH" w:eastAsia="th-TH" w:bidi="th-TH"/>
         </w:rPr>
         <w:t>train_model.py ตรวจสอบว่ารายชื่อป้ายกำกับตรงกับ gesture_config.py มีอย่างน้อย 2 คลาส และทุกคลาสมีอย่างน้อย 30 คลิป จากนั้นใช้ LabelEncoder แปลงชื่อท่าเป็นรหัสจำนวนเต็ม เรียงเมทริกซ์ 30 × 171 เป็นเวกเตอร์ 5,130 ค่า และแบ่งข้อมูลฝึกกับทดสอบแบบ stratified</w:t>
-      </w:r>
-    </w:p>
-    <w:p>
-      <w:pPr>
-        <w:pStyle w:val="Caption"/>
-      </w:pPr>
-      <w:r>
-        <w:rPr>
-          <w:rFonts w:ascii="Angsana New" w:hAnsi="Angsana New" w:eastAsia="Angsana New" w:cs="Angsana New"/>
-          <w:b w:val="0"/>
-          <w:i w:val="0"/>
-          <w:color w:val="111111"/>
-          <w:sz w:val="28"/>
-        </w:rPr>
-        <w:t>ตารางที่ 3.5 การตั้งค่าการฝึก</w:t>
       </w:r>
     </w:p>
     <w:tbl>
@@ -3102,6 +3559,7 @@
       <w:tr>
         <w:trPr>
           <w:tblHeader w:val="true"/>
+          <w:cantSplit w:val="true"/>
         </w:trPr>
         <w:tc>
           <w:tcPr>
@@ -3117,6 +3575,7 @@
           </w:tcPr>
           <w:p>
             <w:pPr>
+              <w:keepNext/>
               <w:spacing w:after="0"/>
               <w:ind w:firstLine="0"/>
               <w:jc w:val="center"/>
@@ -3128,6 +3587,7 @@
                 <w:i w:val="0"/>
                 <w:color w:val="1F4E79"/>
                 <w:sz w:val="26"/>
+                <w:lang w:val="th-TH" w:eastAsia="th-TH" w:bidi="th-TH"/>
               </w:rPr>
               <w:t>รายการ</w:t>
             </w:r>
@@ -3147,6 +3607,7 @@
           </w:tcPr>
           <w:p>
             <w:pPr>
+              <w:keepNext/>
               <w:spacing w:after="0"/>
               <w:ind w:firstLine="0"/>
               <w:jc w:val="center"/>
@@ -3158,6 +3619,7 @@
                 <w:i w:val="0"/>
                 <w:color w:val="1F4E79"/>
                 <w:sz w:val="26"/>
+                <w:lang w:val="th-TH" w:eastAsia="th-TH" w:bidi="th-TH"/>
               </w:rPr>
               <w:t>ค่าที่ใช้</w:t>
             </w:r>
@@ -3177,6 +3639,7 @@
           </w:tcPr>
           <w:p>
             <w:pPr>
+              <w:keepNext/>
               <w:spacing w:after="0"/>
               <w:ind w:firstLine="0"/>
               <w:jc w:val="center"/>
@@ -3188,6 +3651,7 @@
                 <w:i w:val="0"/>
                 <w:color w:val="1F4E79"/>
                 <w:sz w:val="26"/>
+                <w:lang w:val="th-TH" w:eastAsia="th-TH" w:bidi="th-TH"/>
               </w:rPr>
               <w:t>ผลจากข้อมูลปัจจุบัน</w:t>
             </w:r>
@@ -3195,6 +3659,9 @@
         </w:tc>
       </w:tr>
       <w:tr>
+        <w:trPr>
+          <w:cantSplit w:val="true"/>
+        </w:trPr>
         <w:tc>
           <w:tcPr>
             <w:tcW w:type="dxa" w:w="2381"/>
@@ -3219,6 +3686,7 @@
                 <w:i w:val="0"/>
                 <w:color w:val="111111"/>
                 <w:sz w:val="26"/>
+                <w:lang w:val="th-TH" w:eastAsia="th-TH" w:bidi="th-TH"/>
               </w:rPr>
               <w:t>จำนวนข้อมูล</w:t>
             </w:r>
@@ -3248,8 +3716,9 @@
                 <w:i w:val="0"/>
                 <w:color w:val="111111"/>
                 <w:sz w:val="26"/>
+                <w:lang w:val="th-TH" w:eastAsia="th-TH" w:bidi="th-TH"/>
               </w:rPr>
-              <w:t>90 คลิป</w:t>
+              <w:t>120 คลิป</w:t>
             </w:r>
           </w:p>
         </w:tc>
@@ -3277,13 +3746,17 @@
                 <w:i w:val="0"/>
                 <w:color w:val="111111"/>
                 <w:sz w:val="26"/>
+                <w:lang w:val="th-TH" w:eastAsia="th-TH" w:bidi="th-TH"/>
               </w:rPr>
-              <w:t>3 คลาส × 30 คลิป</w:t>
+              <w:t>4 คลาส × 30 คลิป</w:t>
             </w:r>
           </w:p>
         </w:tc>
       </w:tr>
       <w:tr>
+        <w:trPr>
+          <w:cantSplit w:val="true"/>
+        </w:trPr>
         <w:tc>
           <w:tcPr>
             <w:tcW w:type="dxa" w:w="2381"/>
@@ -3308,6 +3781,7 @@
                 <w:i w:val="0"/>
                 <w:color w:val="111111"/>
                 <w:sz w:val="26"/>
+                <w:lang w:val="th-TH" w:eastAsia="th-TH" w:bidi="th-TH"/>
               </w:rPr>
               <w:t>การแบ่งข้อมูล</w:t>
             </w:r>
@@ -3337,6 +3811,7 @@
                 <w:i w:val="0"/>
                 <w:color w:val="111111"/>
                 <w:sz w:val="26"/>
+                <w:lang w:val="th-TH" w:eastAsia="th-TH" w:bidi="th-TH"/>
               </w:rPr>
               <w:t>80:20, stratified, random_state=42</w:t>
             </w:r>
@@ -3366,13 +3841,17 @@
                 <w:i w:val="0"/>
                 <w:color w:val="111111"/>
                 <w:sz w:val="26"/>
+                <w:lang w:val="th-TH" w:eastAsia="th-TH" w:bidi="th-TH"/>
               </w:rPr>
-              <w:t>ฝึก 72 คลิป; ทดสอบ 18 คลิป</w:t>
+              <w:t>ฝึก 96 คลิป; ทดสอบ 24 คลิป</w:t>
             </w:r>
           </w:p>
         </w:tc>
       </w:tr>
       <w:tr>
+        <w:trPr>
+          <w:cantSplit w:val="true"/>
+        </w:trPr>
         <w:tc>
           <w:tcPr>
             <w:tcW w:type="dxa" w:w="2381"/>
@@ -3397,6 +3876,7 @@
                 <w:i w:val="0"/>
                 <w:color w:val="111111"/>
                 <w:sz w:val="26"/>
+                <w:lang w:val="th-TH" w:eastAsia="th-TH" w:bidi="th-TH"/>
               </w:rPr>
               <w:t>ตัวจำแนก</w:t>
             </w:r>
@@ -3426,6 +3906,7 @@
                 <w:i w:val="0"/>
                 <w:color w:val="111111"/>
                 <w:sz w:val="26"/>
+                <w:lang w:val="th-TH" w:eastAsia="th-TH" w:bidi="th-TH"/>
               </w:rPr>
               <w:t>SVC</w:t>
             </w:r>
@@ -3455,6 +3936,7 @@
                 <w:i w:val="0"/>
                 <w:color w:val="111111"/>
                 <w:sz w:val="26"/>
+                <w:lang w:val="th-TH" w:eastAsia="th-TH" w:bidi="th-TH"/>
               </w:rPr>
               <w:t>หลายคลาสผ่าน scikit-learn</w:t>
             </w:r>
@@ -3462,6 +3944,9 @@
         </w:tc>
       </w:tr>
       <w:tr>
+        <w:trPr>
+          <w:cantSplit w:val="true"/>
+        </w:trPr>
         <w:tc>
           <w:tcPr>
             <w:tcW w:type="dxa" w:w="2381"/>
@@ -3486,6 +3971,7 @@
                 <w:i w:val="0"/>
                 <w:color w:val="111111"/>
                 <w:sz w:val="26"/>
+                <w:lang w:val="th-TH" w:eastAsia="th-TH" w:bidi="th-TH"/>
               </w:rPr>
               <w:t>Kernel</w:t>
             </w:r>
@@ -3515,6 +4001,7 @@
                 <w:i w:val="0"/>
                 <w:color w:val="111111"/>
                 <w:sz w:val="26"/>
+                <w:lang w:val="th-TH" w:eastAsia="th-TH" w:bidi="th-TH"/>
               </w:rPr>
               <w:t>RBF</w:t>
             </w:r>
@@ -3544,6 +4031,7 @@
                 <w:i w:val="0"/>
                 <w:color w:val="111111"/>
                 <w:sz w:val="26"/>
+                <w:lang w:val="th-TH" w:eastAsia="th-TH" w:bidi="th-TH"/>
               </w:rPr>
               <w:t>ขอบเขตไม่เชิงเส้น</w:t>
             </w:r>
@@ -3551,6 +4039,9 @@
         </w:tc>
       </w:tr>
       <w:tr>
+        <w:trPr>
+          <w:cantSplit w:val="true"/>
+        </w:trPr>
         <w:tc>
           <w:tcPr>
             <w:tcW w:type="dxa" w:w="2381"/>
@@ -3575,6 +4066,7 @@
                 <w:i w:val="0"/>
                 <w:color w:val="111111"/>
                 <w:sz w:val="26"/>
+                <w:lang w:val="th-TH" w:eastAsia="th-TH" w:bidi="th-TH"/>
               </w:rPr>
               <w:t>C</w:t>
             </w:r>
@@ -3604,6 +4096,7 @@
                 <w:i w:val="0"/>
                 <w:color w:val="111111"/>
                 <w:sz w:val="26"/>
+                <w:lang w:val="th-TH" w:eastAsia="th-TH" w:bidi="th-TH"/>
               </w:rPr>
               <w:t>10</w:t>
             </w:r>
@@ -3633,6 +4126,7 @@
                 <w:i w:val="0"/>
                 <w:color w:val="111111"/>
                 <w:sz w:val="26"/>
+                <w:lang w:val="th-TH" w:eastAsia="th-TH" w:bidi="th-TH"/>
               </w:rPr>
               <w:t>ค่าคงที่ตามซอร์สโค้ด</w:t>
             </w:r>
@@ -3640,6 +4134,9 @@
         </w:tc>
       </w:tr>
       <w:tr>
+        <w:trPr>
+          <w:cantSplit w:val="true"/>
+        </w:trPr>
         <w:tc>
           <w:tcPr>
             <w:tcW w:type="dxa" w:w="2381"/>
@@ -3664,6 +4161,7 @@
                 <w:i w:val="0"/>
                 <w:color w:val="111111"/>
                 <w:sz w:val="26"/>
+                <w:lang w:val="th-TH" w:eastAsia="th-TH" w:bidi="th-TH"/>
               </w:rPr>
               <w:t>gamma</w:t>
             </w:r>
@@ -3693,6 +4191,7 @@
                 <w:i w:val="0"/>
                 <w:color w:val="111111"/>
                 <w:sz w:val="26"/>
+                <w:lang w:val="th-TH" w:eastAsia="th-TH" w:bidi="th-TH"/>
               </w:rPr>
               <w:t>scale</w:t>
             </w:r>
@@ -3722,6 +4221,7 @@
                 <w:i w:val="0"/>
                 <w:color w:val="111111"/>
                 <w:sz w:val="26"/>
+                <w:lang w:val="th-TH" w:eastAsia="th-TH" w:bidi="th-TH"/>
               </w:rPr>
               <w:t>คำนวณจากจำนวนคุณลักษณะและความแปรปรวน</w:t>
             </w:r>
@@ -3729,6 +4229,9 @@
         </w:tc>
       </w:tr>
       <w:tr>
+        <w:trPr>
+          <w:cantSplit w:val="true"/>
+        </w:trPr>
         <w:tc>
           <w:tcPr>
             <w:tcW w:type="dxa" w:w="2381"/>
@@ -3753,6 +4256,7 @@
                 <w:i w:val="0"/>
                 <w:color w:val="111111"/>
                 <w:sz w:val="26"/>
+                <w:lang w:val="th-TH" w:eastAsia="th-TH" w:bidi="th-TH"/>
               </w:rPr>
               <w:t>probability</w:t>
             </w:r>
@@ -3782,6 +4286,7 @@
                 <w:i w:val="0"/>
                 <w:color w:val="111111"/>
                 <w:sz w:val="26"/>
+                <w:lang w:val="th-TH" w:eastAsia="th-TH" w:bidi="th-TH"/>
               </w:rPr>
               <w:t>True</w:t>
             </w:r>
@@ -3811,6 +4316,7 @@
                 <w:i w:val="0"/>
                 <w:color w:val="111111"/>
                 <w:sz w:val="26"/>
+                <w:lang w:val="th-TH" w:eastAsia="th-TH" w:bidi="th-TH"/>
               </w:rPr>
               <w:t>ใช้ predict_proba ในเวลาจริง</w:t>
             </w:r>
@@ -3818,6 +4324,9 @@
         </w:tc>
       </w:tr>
       <w:tr>
+        <w:trPr>
+          <w:cantSplit w:val="true"/>
+        </w:trPr>
         <w:tc>
           <w:tcPr>
             <w:tcW w:type="dxa" w:w="2381"/>
@@ -3831,6 +4340,7 @@
           </w:tcPr>
           <w:p>
             <w:pPr>
+              <w:keepNext/>
               <w:spacing w:after="0"/>
               <w:ind w:firstLine="0"/>
               <w:jc w:val="center"/>
@@ -3842,6 +4352,7 @@
                 <w:i w:val="0"/>
                 <w:color w:val="111111"/>
                 <w:sz w:val="26"/>
+                <w:lang w:val="th-TH" w:eastAsia="th-TH" w:bidi="th-TH"/>
               </w:rPr>
               <w:t>ไฟล์ผลลัพธ์</w:t>
             </w:r>
@@ -3860,6 +4371,7 @@
           </w:tcPr>
           <w:p>
             <w:pPr>
+              <w:keepNext/>
               <w:spacing w:after="0"/>
               <w:ind w:firstLine="0"/>
               <w:jc w:val="left"/>
@@ -3871,6 +4383,7 @@
                 <w:i w:val="0"/>
                 <w:color w:val="111111"/>
                 <w:sz w:val="26"/>
+                <w:lang w:val="th-TH" w:eastAsia="th-TH" w:bidi="th-TH"/>
               </w:rPr>
               <w:t>gesture_model.pkl, gesture_labels.pkl</w:t>
             </w:r>
@@ -3889,6 +4402,7 @@
           </w:tcPr>
           <w:p>
             <w:pPr>
+              <w:keepNext/>
               <w:spacing w:after="0"/>
               <w:ind w:firstLine="0"/>
               <w:jc w:val="left"/>
@@ -3900,6 +4414,7 @@
                 <w:i w:val="0"/>
                 <w:color w:val="111111"/>
                 <w:sz w:val="26"/>
+                <w:lang w:val="th-TH" w:eastAsia="th-TH" w:bidi="th-TH"/>
               </w:rPr>
               <w:t>แบบจำลองและตัวเข้ารหัสป้ายกำกับ</w:t>
             </w:r>
@@ -3907,6 +4422,24 @@
         </w:tc>
       </w:tr>
     </w:tbl>
+    <w:p>
+      <w:pPr>
+        <w:pStyle w:val="Caption"/>
+        <w:keepLines/>
+        <w:spacing w:before="0" w:after="20"/>
+      </w:pPr>
+      <w:r>
+        <w:rPr>
+          <w:rFonts w:ascii="Angsana New" w:hAnsi="Angsana New" w:eastAsia="Angsana New" w:cs="Angsana New"/>
+          <w:b w:val="0"/>
+          <w:i w:val="0"/>
+          <w:color w:val="111111"/>
+          <w:sz w:val="28"/>
+          <w:lang w:val="th-TH" w:eastAsia="th-TH" w:bidi="th-TH"/>
+        </w:rPr>
+        <w:t>ตารางที่ 3.5 การตั้งค่าการฝึก</w:t>
+      </w:r>
+    </w:p>
     <w:p>
       <w:pPr>
         <w:pStyle w:val="Heading1"/>
@@ -3918,6 +4451,7 @@
           <w:i w:val="0"/>
           <w:color w:val="1F4E79"/>
           <w:sz w:val="36"/>
+          <w:lang w:val="th-TH" w:eastAsia="th-TH" w:bidi="th-TH"/>
         </w:rPr>
         <w:t>3.8 การทำงานแบบเวลาจริง</w:t>
       </w:r>
@@ -3927,6 +4461,7 @@
         <w:keepLines/>
         <w:spacing w:after="40"/>
         <w:ind w:left="709" w:hanging="709"/>
+        <w:jc w:val="left"/>
       </w:pPr>
       <w:r>
         <w:rPr>
@@ -3935,6 +4470,7 @@
           <w:i w:val="0"/>
           <w:color w:val="111111"/>
           <w:sz w:val="32"/>
+          <w:lang w:val="th-TH" w:eastAsia="th-TH" w:bidi="th-TH"/>
         </w:rPr>
         <w:t xml:space="preserve">1) </w:t>
       </w:r>
@@ -3945,6 +4481,7 @@
           <w:i w:val="0"/>
           <w:color w:val="111111"/>
           <w:sz w:val="32"/>
+          <w:lang w:val="th-TH" w:eastAsia="th-TH" w:bidi="th-TH"/>
         </w:rPr>
         <w:t>โหลด gesture_model.pkl และ gesture_labels.pkl และตรวจว่ารายชื่อคลาสตรงกับ gesture_config.py</w:t>
       </w:r>
@@ -3954,6 +4491,7 @@
         <w:keepLines/>
         <w:spacing w:after="40"/>
         <w:ind w:left="709" w:hanging="709"/>
+        <w:jc w:val="left"/>
       </w:pPr>
       <w:r>
         <w:rPr>
@@ -3962,6 +4500,7 @@
           <w:i w:val="0"/>
           <w:color w:val="111111"/>
           <w:sz w:val="32"/>
+          <w:lang w:val="th-TH" w:eastAsia="th-TH" w:bidi="th-TH"/>
         </w:rPr>
         <w:t xml:space="preserve">2) </w:t>
       </w:r>
@@ -3972,6 +4511,7 @@
           <w:i w:val="0"/>
           <w:color w:val="111111"/>
           <w:sz w:val="32"/>
+          <w:lang w:val="th-TH" w:eastAsia="th-TH" w:bidi="th-TH"/>
         </w:rPr>
         <w:t>เปิด MediaPipe Holistic และเว็บแคม จากนั้นสกัดคุณลักษณะของทุกเฟรมที่ผ่านเงื่อนไข</w:t>
       </w:r>
@@ -3981,6 +4521,7 @@
         <w:keepLines/>
         <w:spacing w:after="40"/>
         <w:ind w:left="709" w:hanging="709"/>
+        <w:jc w:val="left"/>
       </w:pPr>
       <w:r>
         <w:rPr>
@@ -3989,6 +4530,7 @@
           <w:i w:val="0"/>
           <w:color w:val="111111"/>
           <w:sz w:val="32"/>
+          <w:lang w:val="th-TH" w:eastAsia="th-TH" w:bidi="th-TH"/>
         </w:rPr>
         <w:t xml:space="preserve">3) </w:t>
       </w:r>
@@ -3999,6 +4541,7 @@
           <w:i w:val="0"/>
           <w:color w:val="111111"/>
           <w:sz w:val="32"/>
+          <w:lang w:val="th-TH" w:eastAsia="th-TH" w:bidi="th-TH"/>
         </w:rPr>
         <w:t>สะสมคุณลักษณะล่าสุด 30 เฟรมใน motion_frames และเรียงเป็นเวกเตอร์ 5,130 ค่า</w:t>
       </w:r>
@@ -4008,6 +4551,7 @@
         <w:keepLines/>
         <w:spacing w:after="40"/>
         <w:ind w:left="709" w:hanging="709"/>
+        <w:jc w:val="left"/>
       </w:pPr>
       <w:r>
         <w:rPr>
@@ -4016,6 +4560,7 @@
           <w:i w:val="0"/>
           <w:color w:val="111111"/>
           <w:sz w:val="32"/>
+          <w:lang w:val="th-TH" w:eastAsia="th-TH" w:bidi="th-TH"/>
         </w:rPr>
         <w:t xml:space="preserve">4) </w:t>
       </w:r>
@@ -4026,6 +4571,7 @@
           <w:i w:val="0"/>
           <w:color w:val="111111"/>
           <w:sz w:val="32"/>
+          <w:lang w:val="th-TH" w:eastAsia="th-TH" w:bidi="th-TH"/>
         </w:rPr>
         <w:t>คำนวณ predict_proba เลือกคลาสที่มีค่าสูงสุด และรับผลเมื่อค่าความเชื่อมั่นไม่น้อยกว่า 0.40</w:t>
       </w:r>
@@ -4035,6 +4581,7 @@
         <w:keepLines/>
         <w:spacing w:after="40"/>
         <w:ind w:left="709" w:hanging="709"/>
+        <w:jc w:val="left"/>
       </w:pPr>
       <w:r>
         <w:rPr>
@@ -4043,6 +4590,7 @@
           <w:i w:val="0"/>
           <w:color w:val="111111"/>
           <w:sz w:val="32"/>
+          <w:lang w:val="th-TH" w:eastAsia="th-TH" w:bidi="th-TH"/>
         </w:rPr>
         <w:t xml:space="preserve">5) </w:t>
       </w:r>
@@ -4053,6 +4601,7 @@
           <w:i w:val="0"/>
           <w:color w:val="111111"/>
           <w:sz w:val="32"/>
+          <w:lang w:val="th-TH" w:eastAsia="th-TH" w:bidi="th-TH"/>
         </w:rPr>
         <w:t>เก็บผลย้อนหลัง 3 ครั้ง เลือกคลาสที่พบมากที่สุด และเฉลี่ยค่าความเชื่อมั่นของคลาสนั้น</w:t>
       </w:r>
@@ -4062,6 +4611,7 @@
         <w:keepLines/>
         <w:spacing w:after="40"/>
         <w:ind w:left="709" w:hanging="709"/>
+        <w:jc w:val="left"/>
       </w:pPr>
       <w:r>
         <w:rPr>
@@ -4070,6 +4620,7 @@
           <w:i w:val="0"/>
           <w:color w:val="111111"/>
           <w:sz w:val="32"/>
+          <w:lang w:val="th-TH" w:eastAsia="th-TH" w:bidi="th-TH"/>
         </w:rPr>
         <w:t xml:space="preserve">6) </w:t>
       </w:r>
@@ -4080,6 +4631,7 @@
           <w:i w:val="0"/>
           <w:color w:val="111111"/>
           <w:sz w:val="32"/>
+          <w:lang w:val="th-TH" w:eastAsia="th-TH" w:bidi="th-TH"/>
         </w:rPr>
         <w:t>ล้างคิวและสถานะเมื่อไม่พบมือนานกว่า 0.4 วินาที เพื่อลดการค้างของคำทำนายเดิม</w:t>
       </w:r>
@@ -4089,6 +4641,7 @@
         <w:keepLines/>
         <w:spacing w:after="40"/>
         <w:ind w:left="709" w:hanging="709"/>
+        <w:jc w:val="left"/>
       </w:pPr>
       <w:r>
         <w:rPr>
@@ -4097,6 +4650,7 @@
           <w:i w:val="0"/>
           <w:color w:val="111111"/>
           <w:sz w:val="32"/>
+          <w:lang w:val="th-TH" w:eastAsia="th-TH" w:bidi="th-TH"/>
         </w:rPr>
         <w:t xml:space="preserve">7) </w:t>
       </w:r>
@@ -4107,6 +4661,7 @@
           <w:i w:val="0"/>
           <w:color w:val="111111"/>
           <w:sz w:val="32"/>
+          <w:lang w:val="th-TH" w:eastAsia="th-TH" w:bidi="th-TH"/>
         </w:rPr>
         <w:t>แสดงกรอบ ชื่อท่า ค่าความเชื่อมั่น ประโยค และสถานะเสียงบนหน้าจอ</w:t>
       </w:r>
@@ -4122,23 +4677,9 @@
           <w:i w:val="0"/>
           <w:color w:val="1F4E79"/>
           <w:sz w:val="36"/>
+          <w:lang w:val="th-TH" w:eastAsia="th-TH" w:bidi="th-TH"/>
         </w:rPr>
         <w:t>3.9 ส่วนติดต่อผู้ใช้และการแปลงข้อความเป็นเสียง</w:t>
-      </w:r>
-    </w:p>
-    <w:p>
-      <w:pPr>
-        <w:pStyle w:val="Caption"/>
-      </w:pPr>
-      <w:r>
-        <w:rPr>
-          <w:rFonts w:ascii="Angsana New" w:hAnsi="Angsana New" w:eastAsia="Angsana New" w:cs="Angsana New"/>
-          <w:b w:val="0"/>
-          <w:i w:val="0"/>
-          <w:color w:val="111111"/>
-          <w:sz w:val="28"/>
-        </w:rPr>
-        <w:t>ตารางที่ 3.6 ปุ่มควบคุมขณะตรวจจับ</w:t>
       </w:r>
     </w:p>
     <w:tbl>
@@ -4166,6 +4707,7 @@
       <w:tr>
         <w:trPr>
           <w:tblHeader w:val="true"/>
+          <w:cantSplit w:val="true"/>
         </w:trPr>
         <w:tc>
           <w:tcPr>
@@ -4181,6 +4723,7 @@
           </w:tcPr>
           <w:p>
             <w:pPr>
+              <w:keepNext/>
               <w:spacing w:after="0"/>
               <w:ind w:firstLine="0"/>
               <w:jc w:val="center"/>
@@ -4192,6 +4735,7 @@
                 <w:i w:val="0"/>
                 <w:color w:val="1F4E79"/>
                 <w:sz w:val="26"/>
+                <w:lang w:val="th-TH" w:eastAsia="th-TH" w:bidi="th-TH"/>
               </w:rPr>
               <w:t>ปุ่ม</w:t>
             </w:r>
@@ -4211,6 +4755,7 @@
           </w:tcPr>
           <w:p>
             <w:pPr>
+              <w:keepNext/>
               <w:spacing w:after="0"/>
               <w:ind w:firstLine="0"/>
               <w:jc w:val="center"/>
@@ -4222,6 +4767,7 @@
                 <w:i w:val="0"/>
                 <w:color w:val="1F4E79"/>
                 <w:sz w:val="26"/>
+                <w:lang w:val="th-TH" w:eastAsia="th-TH" w:bidi="th-TH"/>
               </w:rPr>
               <w:t>การทำงาน</w:t>
             </w:r>
@@ -4241,6 +4787,7 @@
           </w:tcPr>
           <w:p>
             <w:pPr>
+              <w:keepNext/>
               <w:spacing w:after="0"/>
               <w:ind w:firstLine="0"/>
               <w:jc w:val="center"/>
@@ -4252,6 +4799,7 @@
                 <w:i w:val="0"/>
                 <w:color w:val="1F4E79"/>
                 <w:sz w:val="26"/>
+                <w:lang w:val="th-TH" w:eastAsia="th-TH" w:bidi="th-TH"/>
               </w:rPr>
               <w:t>ข้อควบคุม</w:t>
             </w:r>
@@ -4259,6 +4807,9 @@
         </w:tc>
       </w:tr>
       <w:tr>
+        <w:trPr>
+          <w:cantSplit w:val="true"/>
+        </w:trPr>
         <w:tc>
           <w:tcPr>
             <w:tcW w:type="dxa" w:w="1417"/>
@@ -4283,6 +4834,7 @@
                 <w:i w:val="0"/>
                 <w:color w:val="111111"/>
                 <w:sz w:val="26"/>
+                <w:lang w:val="th-TH" w:eastAsia="th-TH" w:bidi="th-TH"/>
               </w:rPr>
               <w:t>Space</w:t>
             </w:r>
@@ -4312,6 +4864,7 @@
                 <w:i w:val="0"/>
                 <w:color w:val="111111"/>
                 <w:sz w:val="26"/>
+                <w:lang w:val="th-TH" w:eastAsia="th-TH" w:bidi="th-TH"/>
               </w:rPr>
               <w:t>เพิ่มคำที่ยืนยันแล้วลงในประโยค</w:t>
             </w:r>
@@ -4341,6 +4894,7 @@
                 <w:i w:val="0"/>
                 <w:color w:val="111111"/>
                 <w:sz w:val="26"/>
+                <w:lang w:val="th-TH" w:eastAsia="th-TH" w:bidi="th-TH"/>
               </w:rPr>
               <w:t>หน่วงอย่างน้อย 1 วินาทีระหว่างการเพิ่ม</w:t>
             </w:r>
@@ -4348,6 +4902,9 @@
         </w:tc>
       </w:tr>
       <w:tr>
+        <w:trPr>
+          <w:cantSplit w:val="true"/>
+        </w:trPr>
         <w:tc>
           <w:tcPr>
             <w:tcW w:type="dxa" w:w="1417"/>
@@ -4372,6 +4929,7 @@
                 <w:i w:val="0"/>
                 <w:color w:val="111111"/>
                 <w:sz w:val="26"/>
+                <w:lang w:val="th-TH" w:eastAsia="th-TH" w:bidi="th-TH"/>
               </w:rPr>
               <w:t>Backspace</w:t>
             </w:r>
@@ -4401,6 +4959,7 @@
                 <w:i w:val="0"/>
                 <w:color w:val="111111"/>
                 <w:sz w:val="26"/>
+                <w:lang w:val="th-TH" w:eastAsia="th-TH" w:bidi="th-TH"/>
               </w:rPr>
               <w:t>ลบคำล่าสุด</w:t>
             </w:r>
@@ -4430,6 +4989,7 @@
                 <w:i w:val="0"/>
                 <w:color w:val="111111"/>
                 <w:sz w:val="26"/>
+                <w:lang w:val="th-TH" w:eastAsia="th-TH" w:bidi="th-TH"/>
               </w:rPr>
               <w:t>ทำงานเมื่อประโยคไม่ว่าง</w:t>
             </w:r>
@@ -4437,6 +4997,9 @@
         </w:tc>
       </w:tr>
       <w:tr>
+        <w:trPr>
+          <w:cantSplit w:val="true"/>
+        </w:trPr>
         <w:tc>
           <w:tcPr>
             <w:tcW w:type="dxa" w:w="1417"/>
@@ -4461,6 +5024,7 @@
                 <w:i w:val="0"/>
                 <w:color w:val="111111"/>
                 <w:sz w:val="26"/>
+                <w:lang w:val="th-TH" w:eastAsia="th-TH" w:bidi="th-TH"/>
               </w:rPr>
               <w:t>Enter</w:t>
             </w:r>
@@ -4490,6 +5054,7 @@
                 <w:i w:val="0"/>
                 <w:color w:val="111111"/>
                 <w:sz w:val="26"/>
+                <w:lang w:val="th-TH" w:eastAsia="th-TH" w:bidi="th-TH"/>
               </w:rPr>
               <w:t>ล้างประโยค</w:t>
             </w:r>
@@ -4519,6 +5084,7 @@
                 <w:i w:val="0"/>
                 <w:color w:val="111111"/>
                 <w:sz w:val="26"/>
+                <w:lang w:val="th-TH" w:eastAsia="th-TH" w:bidi="th-TH"/>
               </w:rPr>
               <w:t>ลบรายการคำทั้งหมด</w:t>
             </w:r>
@@ -4526,6 +5092,9 @@
         </w:tc>
       </w:tr>
       <w:tr>
+        <w:trPr>
+          <w:cantSplit w:val="true"/>
+        </w:trPr>
         <w:tc>
           <w:tcPr>
             <w:tcW w:type="dxa" w:w="1417"/>
@@ -4550,6 +5119,7 @@
                 <w:i w:val="0"/>
                 <w:color w:val="111111"/>
                 <w:sz w:val="26"/>
+                <w:lang w:val="th-TH" w:eastAsia="th-TH" w:bidi="th-TH"/>
               </w:rPr>
               <w:t>S</w:t>
             </w:r>
@@ -4579,6 +5149,7 @@
                 <w:i w:val="0"/>
                 <w:color w:val="111111"/>
                 <w:sz w:val="26"/>
+                <w:lang w:val="th-TH" w:eastAsia="th-TH" w:bidi="th-TH"/>
               </w:rPr>
               <w:t>อ่านประโยค</w:t>
             </w:r>
@@ -4608,6 +5179,7 @@
                 <w:i w:val="0"/>
                 <w:color w:val="111111"/>
                 <w:sz w:val="26"/>
+                <w:lang w:val="th-TH" w:eastAsia="th-TH" w:bidi="th-TH"/>
               </w:rPr>
               <w:t>ทำงานเมื่อมีข้อความและ TTS พร้อม</w:t>
             </w:r>
@@ -4615,6 +5187,9 @@
         </w:tc>
       </w:tr>
       <w:tr>
+        <w:trPr>
+          <w:cantSplit w:val="true"/>
+        </w:trPr>
         <w:tc>
           <w:tcPr>
             <w:tcW w:type="dxa" w:w="1417"/>
@@ -4628,6 +5203,7 @@
           </w:tcPr>
           <w:p>
             <w:pPr>
+              <w:keepNext/>
               <w:spacing w:after="0"/>
               <w:ind w:firstLine="0"/>
               <w:jc w:val="center"/>
@@ -4639,6 +5215,7 @@
                 <w:i w:val="0"/>
                 <w:color w:val="111111"/>
                 <w:sz w:val="26"/>
+                <w:lang w:val="th-TH" w:eastAsia="th-TH" w:bidi="th-TH"/>
               </w:rPr>
               <w:t>Esc</w:t>
             </w:r>
@@ -4657,6 +5234,7 @@
           </w:tcPr>
           <w:p>
             <w:pPr>
+              <w:keepNext/>
               <w:spacing w:after="0"/>
               <w:ind w:firstLine="0"/>
               <w:jc w:val="center"/>
@@ -4668,6 +5246,7 @@
                 <w:i w:val="0"/>
                 <w:color w:val="111111"/>
                 <w:sz w:val="26"/>
+                <w:lang w:val="th-TH" w:eastAsia="th-TH" w:bidi="th-TH"/>
               </w:rPr>
               <w:t>ออกจากโปรแกรม</w:t>
             </w:r>
@@ -4686,6 +5265,7 @@
           </w:tcPr>
           <w:p>
             <w:pPr>
+              <w:keepNext/>
               <w:spacing w:after="0"/>
               <w:ind w:firstLine="0"/>
               <w:jc w:val="left"/>
@@ -4697,6 +5277,7 @@
                 <w:i w:val="0"/>
                 <w:color w:val="111111"/>
                 <w:sz w:val="26"/>
+                <w:lang w:val="th-TH" w:eastAsia="th-TH" w:bidi="th-TH"/>
               </w:rPr>
               <w:t>คืนกล้องและปิดหน้าต่าง</w:t>
             </w:r>
@@ -4706,8 +5287,28 @@
     </w:tbl>
     <w:p>
       <w:pPr>
+        <w:pStyle w:val="Caption"/>
+        <w:keepLines/>
+        <w:spacing w:before="0" w:after="20"/>
+      </w:pPr>
+      <w:r>
+        <w:rPr>
+          <w:rFonts w:ascii="Angsana New" w:hAnsi="Angsana New" w:eastAsia="Angsana New" w:cs="Angsana New"/>
+          <w:b w:val="0"/>
+          <w:i w:val="0"/>
+          <w:color w:val="111111"/>
+          <w:sz w:val="28"/>
+          <w:lang w:val="th-TH" w:eastAsia="th-TH" w:bidi="th-TH"/>
+        </w:rPr>
+        <w:t>ตารางที่ 3.6 ปุ่มควบคุมขณะตรวจจับ</w:t>
+      </w:r>
+    </w:p>
+    <w:p>
+      <w:pPr>
         <w:keepLines w:val="0"/>
+        <w:spacing w:before="0" w:after="40" w:line="276" w:lineRule="auto"/>
         <w:ind w:firstLine="709"/>
+        <w:jc w:val="left"/>
       </w:pPr>
       <w:r>
         <w:rPr>
@@ -4716,6 +5317,7 @@
           <w:i w:val="0"/>
           <w:color w:val="111111"/>
           <w:sz w:val="32"/>
+          <w:lang w:val="th-TH" w:eastAsia="th-TH" w:bidi="th-TH"/>
         </w:rPr>
         <w:t>ระบบยังอ่านชื่อท่าอัตโนมัติเมื่อท่าเดียวกันถูกยืนยันต่อเนื่องครบ 1 วินาที และอนุญาตให้พูดซ้ำหลังผู้ใช้เอามือออกจนระบบรีเซ็ต การสร้างเสียงทำในเธรดแยกเพื่อไม่ให้วงรอบภาพหยุดรอจนเสียงเล่นจบ</w:t>
       </w:r>
@@ -4731,6 +5333,7 @@
           <w:i w:val="0"/>
           <w:color w:val="1F4E79"/>
           <w:sz w:val="36"/>
+          <w:lang w:val="th-TH" w:eastAsia="th-TH" w:bidi="th-TH"/>
         </w:rPr>
         <w:t>3.10 แผนการประเมินผล</w:t>
       </w:r>
@@ -4746,6 +5349,7 @@
           <w:i w:val="0"/>
           <w:color w:val="111111"/>
           <w:sz w:val="32"/>
+          <w:lang w:val="th-TH" w:eastAsia="th-TH" w:bidi="th-TH"/>
         </w:rPr>
         <w:t>3.10.1 การประเมินภายในชุดข้อมูล</w:t>
       </w:r>
@@ -4755,6 +5359,7 @@
         <w:keepLines/>
         <w:spacing w:after="40"/>
         <w:ind w:left="709" w:hanging="709"/>
+        <w:jc w:val="left"/>
       </w:pPr>
       <w:r>
         <w:rPr>
@@ -4763,6 +5368,7 @@
           <w:i w:val="0"/>
           <w:color w:val="111111"/>
           <w:sz w:val="32"/>
+          <w:lang w:val="th-TH" w:eastAsia="th-TH" w:bidi="th-TH"/>
         </w:rPr>
         <w:t xml:space="preserve">1) </w:t>
       </w:r>
@@ -4773,8 +5379,9 @@
           <w:i w:val="0"/>
           <w:color w:val="111111"/>
           <w:sz w:val="32"/>
+          <w:lang w:val="th-TH" w:eastAsia="th-TH" w:bidi="th-TH"/>
         </w:rPr>
-        <w:t>รายงาน accuracy บนชุดทดสอบ 18 คลิป พร้อมจำนวนที่ทำนายถูกและผิด</w:t>
+        <w:t>รายงาน accuracy บนชุดทดสอบ 24 คลิป พร้อมจำนวนที่ทำนายถูกและผิด</w:t>
       </w:r>
     </w:p>
     <w:p>
@@ -4782,6 +5389,7 @@
         <w:keepLines/>
         <w:spacing w:after="40"/>
         <w:ind w:left="709" w:hanging="709"/>
+        <w:jc w:val="left"/>
       </w:pPr>
       <w:r>
         <w:rPr>
@@ -4790,6 +5398,7 @@
           <w:i w:val="0"/>
           <w:color w:val="111111"/>
           <w:sz w:val="32"/>
+          <w:lang w:val="th-TH" w:eastAsia="th-TH" w:bidi="th-TH"/>
         </w:rPr>
         <w:t xml:space="preserve">2) </w:t>
       </w:r>
@@ -4800,6 +5409,7 @@
           <w:i w:val="0"/>
           <w:color w:val="111111"/>
           <w:sz w:val="32"/>
+          <w:lang w:val="th-TH" w:eastAsia="th-TH" w:bidi="th-TH"/>
         </w:rPr>
         <w:t>รายงาน confusion matrix, precision, recall และ F1-score รายคลาส รวมทั้ง macro average</w:t>
       </w:r>
@@ -4809,6 +5419,7 @@
         <w:keepLines/>
         <w:spacing w:after="40"/>
         <w:ind w:left="709" w:hanging="709"/>
+        <w:jc w:val="left"/>
       </w:pPr>
       <w:r>
         <w:rPr>
@@ -4817,6 +5428,7 @@
           <w:i w:val="0"/>
           <w:color w:val="111111"/>
           <w:sz w:val="32"/>
+          <w:lang w:val="th-TH" w:eastAsia="th-TH" w:bidi="th-TH"/>
         </w:rPr>
         <w:t xml:space="preserve">3) </w:t>
       </w:r>
@@ -4827,6 +5439,7 @@
           <w:i w:val="0"/>
           <w:color w:val="111111"/>
           <w:sz w:val="32"/>
+          <w:lang w:val="th-TH" w:eastAsia="th-TH" w:bidi="th-TH"/>
         </w:rPr>
         <w:t>บันทึกเวอร์ชันข้อมูล รายชื่อคลาส random_state และเวลาที่ฝึก เพื่อทำซ้ำผลได้</w:t>
       </w:r>
@@ -4835,6 +5448,7 @@
       <w:pPr>
         <w:spacing w:before="80" w:after="120"/>
         <w:ind w:firstLine="0" w:left="113" w:right="113"/>
+        <w:jc w:val="left"/>
         <w:shd w:fill="EDF4F8"/>
         <w:pBdr>
           <w:top w:val="single" w:sz="8" w:space="4" w:color="9FBAD0"/>
@@ -4850,6 +5464,7 @@
           <w:i w:val="0"/>
           <w:color w:val="1F4E79"/>
           <w:sz w:val="30"/>
+          <w:lang w:val="th-TH" w:eastAsia="th-TH" w:bidi="th-TH"/>
         </w:rPr>
         <w:t xml:space="preserve">สถานะผลประเมิน: </w:t>
       </w:r>
@@ -4860,8 +5475,9 @@
           <w:i w:val="0"/>
           <w:color w:val="111111"/>
           <w:sz w:val="30"/>
+          <w:lang w:val="th-TH" w:eastAsia="th-TH" w:bidi="th-TH"/>
         </w:rPr>
-        <w:t>ซอร์สโค้ดปัจจุบันพิมพ์เฉพาะ accuracy บนหน้าจอและไม่ได้เก็บรายงานการรันไว้ในไฟล์ จึงไม่ควรคัดลอกค่าความแม่นยำหรือค่า cross-validation จากระบบภาพนิ่งรุ่นเก่ามาใช้ ผลเชิงตัวเลขของ HandVox รุ่นคลิปต้องรันและบันทึกใหม่ก่อนเขียนบทที่ 4</w:t>
+        <w:t>ได้ประเมินซ้ำจากชุดข้อมูลคลิปรุ่นปัจจุบันแบบอ่านอย่างเดียวแล้ว โดยใช้การแบ่ง 80:20 ตามซอร์สโค้ดและ 5-fold StratifiedKFold ผลเชิงตัวเลข รายคลาส และข้อจำกัดของการแบ่งระดับคลิปนำเสนอในบทที่ 4</w:t>
       </w:r>
     </w:p>
     <w:p>
@@ -4875,6 +5491,7 @@
           <w:i w:val="0"/>
           <w:color w:val="111111"/>
           <w:sz w:val="32"/>
+          <w:lang w:val="th-TH" w:eastAsia="th-TH" w:bidi="th-TH"/>
         </w:rPr>
         <w:t>3.10.2 การประเมินกับข้อมูลภายนอก</w:t>
       </w:r>
@@ -4882,7 +5499,9 @@
     <w:p>
       <w:pPr>
         <w:keepLines w:val="0"/>
+        <w:spacing w:before="0" w:after="40" w:line="276" w:lineRule="auto"/>
         <w:ind w:firstLine="709"/>
+        <w:jc w:val="left"/>
       </w:pPr>
       <w:r>
         <w:rPr>
@@ -4891,6 +5510,7 @@
           <w:i w:val="0"/>
           <w:color w:val="111111"/>
           <w:sz w:val="32"/>
+          <w:lang w:val="th-TH" w:eastAsia="th-TH" w:bidi="th-TH"/>
         </w:rPr>
         <w:t>ก่อนสรุปว่าระบบใช้ได้กับผู้ใช้ทั่วไป ควรสร้างชุดทดสอบที่แยกตามผู้ให้ข้อมูลและรอบการเก็บ โดยไม่ให้คลิปของบุคคลหรือเซสชันทดสอบอยู่ในชุดฝึก ควรทดสอบแสง ฉากหลัง ระยะ มุมกล้อง ความเร็ว มือข้างเดียวและสองข้าง และบันทึกเวลาแฝงตั้งแต่รับภาพจนแสดงผล</w:t>
       </w:r>
@@ -4906,23 +5526,9 @@
           <w:i w:val="0"/>
           <w:color w:val="111111"/>
           <w:sz w:val="32"/>
+          <w:lang w:val="th-TH" w:eastAsia="th-TH" w:bidi="th-TH"/>
         </w:rPr>
         <w:t>3.10.3 การทดสอบเชิงหน้าที่</w:t>
-      </w:r>
-    </w:p>
-    <w:p>
-      <w:pPr>
-        <w:pStyle w:val="Caption"/>
-      </w:pPr>
-      <w:r>
-        <w:rPr>
-          <w:rFonts w:ascii="Angsana New" w:hAnsi="Angsana New" w:eastAsia="Angsana New" w:cs="Angsana New"/>
-          <w:b w:val="0"/>
-          <w:i w:val="0"/>
-          <w:color w:val="111111"/>
-          <w:sz w:val="28"/>
-        </w:rPr>
-        <w:t>ตารางที่ 3.7 กรณีทดสอบเชิงหน้าที่</w:t>
       </w:r>
     </w:p>
     <w:tbl>
@@ -4949,6 +5555,7 @@
       <w:tr>
         <w:trPr>
           <w:tblHeader w:val="true"/>
+          <w:cantSplit w:val="true"/>
         </w:trPr>
         <w:tc>
           <w:tcPr>
@@ -4964,6 +5571,7 @@
           </w:tcPr>
           <w:p>
             <w:pPr>
+              <w:keepNext/>
               <w:spacing w:after="0"/>
               <w:ind w:firstLine="0"/>
               <w:jc w:val="center"/>
@@ -4975,6 +5583,7 @@
                 <w:i w:val="0"/>
                 <w:color w:val="1F4E79"/>
                 <w:sz w:val="26"/>
+                <w:lang w:val="th-TH" w:eastAsia="th-TH" w:bidi="th-TH"/>
               </w:rPr>
               <w:t>กรณีทดสอบ</w:t>
             </w:r>
@@ -4994,6 +5603,7 @@
           </w:tcPr>
           <w:p>
             <w:pPr>
+              <w:keepNext/>
               <w:spacing w:after="0"/>
               <w:ind w:firstLine="0"/>
               <w:jc w:val="center"/>
@@ -5005,6 +5615,7 @@
                 <w:i w:val="0"/>
                 <w:color w:val="1F4E79"/>
                 <w:sz w:val="26"/>
+                <w:lang w:val="th-TH" w:eastAsia="th-TH" w:bidi="th-TH"/>
               </w:rPr>
               <w:t>ผลที่คาดหวัง</w:t>
             </w:r>
@@ -5012,6 +5623,9 @@
         </w:tc>
       </w:tr>
       <w:tr>
+        <w:trPr>
+          <w:cantSplit w:val="true"/>
+        </w:trPr>
         <w:tc>
           <w:tcPr>
             <w:tcW w:type="dxa" w:w="3969"/>
@@ -5036,6 +5650,7 @@
                 <w:i w:val="0"/>
                 <w:color w:val="111111"/>
                 <w:sz w:val="26"/>
+                <w:lang w:val="th-TH" w:eastAsia="th-TH" w:bidi="th-TH"/>
               </w:rPr>
               <w:t>ไม่พบ pose หรือมือ</w:t>
             </w:r>
@@ -5065,6 +5680,7 @@
                 <w:i w:val="0"/>
                 <w:color w:val="111111"/>
                 <w:sz w:val="26"/>
+                <w:lang w:val="th-TH" w:eastAsia="th-TH" w:bidi="th-TH"/>
               </w:rPr>
               <w:t>ไม่เพิ่มเฟรมและไม่ทำนาย</w:t>
             </w:r>
@@ -5072,6 +5688,9 @@
         </w:tc>
       </w:tr>
       <w:tr>
+        <w:trPr>
+          <w:cantSplit w:val="true"/>
+        </w:trPr>
         <w:tc>
           <w:tcPr>
             <w:tcW w:type="dxa" w:w="3969"/>
@@ -5096,6 +5715,7 @@
                 <w:i w:val="0"/>
                 <w:color w:val="111111"/>
                 <w:sz w:val="26"/>
+                <w:lang w:val="th-TH" w:eastAsia="th-TH" w:bidi="th-TH"/>
               </w:rPr>
               <w:t>คลิปของท่าไม่ครบ 30</w:t>
             </w:r>
@@ -5125,6 +5745,7 @@
                 <w:i w:val="0"/>
                 <w:color w:val="111111"/>
                 <w:sz w:val="26"/>
+                <w:lang w:val="th-TH" w:eastAsia="th-TH" w:bidi="th-TH"/>
               </w:rPr>
               <w:t>ไม่อนุญาตให้ฝึกและแจ้งรายชื่อท่าที่ยังไม่ครบ</w:t>
             </w:r>
@@ -5132,6 +5753,9 @@
         </w:tc>
       </w:tr>
       <w:tr>
+        <w:trPr>
+          <w:cantSplit w:val="true"/>
+        </w:trPr>
         <w:tc>
           <w:tcPr>
             <w:tcW w:type="dxa" w:w="3969"/>
@@ -5156,6 +5780,7 @@
                 <w:i w:val="0"/>
                 <w:color w:val="111111"/>
                 <w:sz w:val="26"/>
+                <w:lang w:val="th-TH" w:eastAsia="th-TH" w:bidi="th-TH"/>
               </w:rPr>
               <w:t>มีเพียง 1 คลาส</w:t>
             </w:r>
@@ -5185,6 +5810,7 @@
                 <w:i w:val="0"/>
                 <w:color w:val="111111"/>
                 <w:sz w:val="26"/>
+                <w:lang w:val="th-TH" w:eastAsia="th-TH" w:bidi="th-TH"/>
               </w:rPr>
               <w:t>ไม่ฝึกตัวจำแนกหลายคลาส</w:t>
             </w:r>
@@ -5192,6 +5818,9 @@
         </w:tc>
       </w:tr>
       <w:tr>
+        <w:trPr>
+          <w:cantSplit w:val="true"/>
+        </w:trPr>
         <w:tc>
           <w:tcPr>
             <w:tcW w:type="dxa" w:w="3969"/>
@@ -5216,6 +5845,7 @@
                 <w:i w:val="0"/>
                 <w:color w:val="111111"/>
                 <w:sz w:val="26"/>
+                <w:lang w:val="th-TH" w:eastAsia="th-TH" w:bidi="th-TH"/>
               </w:rPr>
               <w:t>โมเดลไม่ตรงกับรายการท่า</w:t>
             </w:r>
@@ -5245,6 +5875,7 @@
                 <w:i w:val="0"/>
                 <w:color w:val="111111"/>
                 <w:sz w:val="26"/>
+                <w:lang w:val="th-TH" w:eastAsia="th-TH" w:bidi="th-TH"/>
               </w:rPr>
               <w:t>หยุดและแจ้งให้ฝึกใหม่</w:t>
             </w:r>
@@ -5252,6 +5883,9 @@
         </w:tc>
       </w:tr>
       <w:tr>
+        <w:trPr>
+          <w:cantSplit w:val="true"/>
+        </w:trPr>
         <w:tc>
           <w:tcPr>
             <w:tcW w:type="dxa" w:w="3969"/>
@@ -5276,6 +5910,7 @@
                 <w:i w:val="0"/>
                 <w:color w:val="111111"/>
                 <w:sz w:val="26"/>
+                <w:lang w:val="th-TH" w:eastAsia="th-TH" w:bidi="th-TH"/>
               </w:rPr>
               <w:t>ความเชื่อมั่นต่ำกว่า 0.40</w:t>
             </w:r>
@@ -5305,6 +5940,7 @@
                 <w:i w:val="0"/>
                 <w:color w:val="111111"/>
                 <w:sz w:val="26"/>
+                <w:lang w:val="th-TH" w:eastAsia="th-TH" w:bidi="th-TH"/>
               </w:rPr>
               <w:t>ไม่ยืนยันชื่อท่า</w:t>
             </w:r>
@@ -5312,6 +5948,9 @@
         </w:tc>
       </w:tr>
       <w:tr>
+        <w:trPr>
+          <w:cantSplit w:val="true"/>
+        </w:trPr>
         <w:tc>
           <w:tcPr>
             <w:tcW w:type="dxa" w:w="3969"/>
@@ -5336,6 +5975,7 @@
                 <w:i w:val="0"/>
                 <w:color w:val="111111"/>
                 <w:sz w:val="26"/>
+                <w:lang w:val="th-TH" w:eastAsia="th-TH" w:bidi="th-TH"/>
               </w:rPr>
               <w:t>ไม่พบมือนานกว่า 0.4 วินาที</w:t>
             </w:r>
@@ -5365,6 +6005,7 @@
                 <w:i w:val="0"/>
                 <w:color w:val="111111"/>
                 <w:sz w:val="26"/>
+                <w:lang w:val="th-TH" w:eastAsia="th-TH" w:bidi="th-TH"/>
               </w:rPr>
               <w:t>ล้างคิว สถานะ และตัวจับเวลาพูด</w:t>
             </w:r>
@@ -5372,6 +6013,9 @@
         </w:tc>
       </w:tr>
       <w:tr>
+        <w:trPr>
+          <w:cantSplit w:val="true"/>
+        </w:trPr>
         <w:tc>
           <w:tcPr>
             <w:tcW w:type="dxa" w:w="3969"/>
@@ -5385,6 +6029,7 @@
           </w:tcPr>
           <w:p>
             <w:pPr>
+              <w:keepNext/>
               <w:spacing w:after="0"/>
               <w:ind w:firstLine="0"/>
               <w:jc w:val="center"/>
@@ -5396,6 +6041,7 @@
                 <w:i w:val="0"/>
                 <w:color w:val="111111"/>
                 <w:sz w:val="26"/>
+                <w:lang w:val="th-TH" w:eastAsia="th-TH" w:bidi="th-TH"/>
               </w:rPr>
               <w:t>TTS ใช้งานไม่ได้</w:t>
             </w:r>
@@ -5414,6 +6060,7 @@
           </w:tcPr>
           <w:p>
             <w:pPr>
+              <w:keepNext/>
               <w:spacing w:after="0"/>
               <w:ind w:firstLine="0"/>
               <w:jc w:val="left"/>
@@ -5425,6 +6072,7 @@
                 <w:i w:val="0"/>
                 <w:color w:val="111111"/>
                 <w:sz w:val="26"/>
+                <w:lang w:val="th-TH" w:eastAsia="th-TH" w:bidi="th-TH"/>
               </w:rPr>
               <w:t>ระบบรู้จำยังทำงานและแสดงข้อความได้</w:t>
             </w:r>
@@ -5432,6 +6080,24 @@
         </w:tc>
       </w:tr>
     </w:tbl>
+    <w:p>
+      <w:pPr>
+        <w:pStyle w:val="Caption"/>
+        <w:keepLines/>
+        <w:spacing w:before="0" w:after="20"/>
+      </w:pPr>
+      <w:r>
+        <w:rPr>
+          <w:rFonts w:ascii="Angsana New" w:hAnsi="Angsana New" w:eastAsia="Angsana New" w:cs="Angsana New"/>
+          <w:b w:val="0"/>
+          <w:i w:val="0"/>
+          <w:color w:val="111111"/>
+          <w:sz w:val="28"/>
+          <w:lang w:val="th-TH" w:eastAsia="th-TH" w:bidi="th-TH"/>
+        </w:rPr>
+        <w:t>ตารางที่ 3.7 กรณีทดสอบเชิงหน้าที่</w:t>
+      </w:r>
+    </w:p>
     <w:p>
       <w:pPr>
         <w:pStyle w:val="Heading1"/>
@@ -5443,6 +6109,7 @@
           <w:i w:val="0"/>
           <w:color w:val="1F4E79"/>
           <w:sz w:val="36"/>
+          <w:lang w:val="th-TH" w:eastAsia="th-TH" w:bidi="th-TH"/>
         </w:rPr>
         <w:t>3.11 การควบคุมคุณภาพและจริยธรรมข้อมูล</w:t>
       </w:r>
@@ -5452,6 +6119,7 @@
         <w:keepLines/>
         <w:spacing w:after="40"/>
         <w:ind w:left="709" w:hanging="709"/>
+        <w:jc w:val="left"/>
       </w:pPr>
       <w:r>
         <w:rPr>
@@ -5460,6 +6128,7 @@
           <w:i w:val="0"/>
           <w:color w:val="111111"/>
           <w:sz w:val="32"/>
+          <w:lang w:val="th-TH" w:eastAsia="th-TH" w:bidi="th-TH"/>
         </w:rPr>
         <w:t xml:space="preserve">1) </w:t>
       </w:r>
@@ -5470,6 +6139,7 @@
           <w:i w:val="0"/>
           <w:color w:val="111111"/>
           <w:sz w:val="32"/>
+          <w:lang w:val="th-TH" w:eastAsia="th-TH" w:bidi="th-TH"/>
         </w:rPr>
         <w:t>ใช้คำอธิบายท่าและป้ายกำกับที่ไม่ซ้ำ ตรวจการสะกดก่อนเก็บ และฝึกใหม่ทุกครั้งเมื่อเปลี่ยนรายการท่า</w:t>
       </w:r>
@@ -5479,6 +6149,7 @@
         <w:keepLines/>
         <w:spacing w:after="40"/>
         <w:ind w:left="709" w:hanging="709"/>
+        <w:jc w:val="left"/>
       </w:pPr>
       <w:r>
         <w:rPr>
@@ -5487,6 +6158,7 @@
           <w:i w:val="0"/>
           <w:color w:val="111111"/>
           <w:sz w:val="32"/>
+          <w:lang w:val="th-TH" w:eastAsia="th-TH" w:bidi="th-TH"/>
         </w:rPr>
         <w:t xml:space="preserve">2) </w:t>
       </w:r>
@@ -5497,6 +6169,7 @@
           <w:i w:val="0"/>
           <w:color w:val="111111"/>
           <w:sz w:val="32"/>
+          <w:lang w:val="th-TH" w:eastAsia="th-TH" w:bidi="th-TH"/>
         </w:rPr>
         <w:t>เก็บ metadata ของผู้ให้ข้อมูล เซสชัน สภาพแสง ระยะ และกล้องในรุ่นถัดไป เพื่อรองรับการแบ่งข้อมูลแบบกลุ่ม</w:t>
       </w:r>
@@ -5506,6 +6179,7 @@
         <w:keepLines/>
         <w:spacing w:after="40"/>
         <w:ind w:left="709" w:hanging="709"/>
+        <w:jc w:val="left"/>
       </w:pPr>
       <w:r>
         <w:rPr>
@@ -5514,6 +6188,7 @@
           <w:i w:val="0"/>
           <w:color w:val="111111"/>
           <w:sz w:val="32"/>
+          <w:lang w:val="th-TH" w:eastAsia="th-TH" w:bidi="th-TH"/>
         </w:rPr>
         <w:t xml:space="preserve">3) </w:t>
       </w:r>
@@ -5524,6 +6199,7 @@
           <w:i w:val="0"/>
           <w:color w:val="111111"/>
           <w:sz w:val="32"/>
+          <w:lang w:val="th-TH" w:eastAsia="th-TH" w:bidi="th-TH"/>
         </w:rPr>
         <w:t>ขอความยินยอมจากผู้ให้ข้อมูล ระบุวัตถุประสงค์ ระยะเวลาเก็บ และสิทธิในการถอนข้อมูล</w:t>
       </w:r>
@@ -5533,6 +6209,7 @@
         <w:keepLines/>
         <w:spacing w:after="40"/>
         <w:ind w:left="709" w:hanging="709"/>
+        <w:jc w:val="left"/>
       </w:pPr>
       <w:r>
         <w:rPr>
@@ -5541,6 +6218,7 @@
           <w:i w:val="0"/>
           <w:color w:val="111111"/>
           <w:sz w:val="32"/>
+          <w:lang w:val="th-TH" w:eastAsia="th-TH" w:bidi="th-TH"/>
         </w:rPr>
         <w:t xml:space="preserve">4) </w:t>
       </w:r>
@@ -5551,6 +6229,7 @@
           <w:i w:val="0"/>
           <w:color w:val="111111"/>
           <w:sz w:val="32"/>
+          <w:lang w:val="th-TH" w:eastAsia="th-TH" w:bidi="th-TH"/>
         </w:rPr>
         <w:t>ไม่ใช้ค่าความเชื่อมั่นแทนหลักฐานความถูกต้อง และไม่ใช้ระบบในบริบทสำคัญโดยไม่มีการยืนยันจากมนุษย์</w:t>
       </w:r>
@@ -5560,6 +6239,7 @@
         <w:keepLines/>
         <w:spacing w:after="40"/>
         <w:ind w:left="709" w:hanging="709"/>
+        <w:jc w:val="left"/>
       </w:pPr>
       <w:r>
         <w:rPr>
@@ -5568,6 +6248,7 @@
           <w:i w:val="0"/>
           <w:color w:val="111111"/>
           <w:sz w:val="32"/>
+          <w:lang w:val="th-TH" w:eastAsia="th-TH" w:bidi="th-TH"/>
         </w:rPr>
         <w:t xml:space="preserve">5) </w:t>
       </w:r>
@@ -5578,6 +6259,7 @@
           <w:i w:val="0"/>
           <w:color w:val="111111"/>
           <w:sz w:val="32"/>
+          <w:lang w:val="th-TH" w:eastAsia="th-TH" w:bidi="th-TH"/>
         </w:rPr>
         <w:t>รายงานจำนวนผู้ให้ข้อมูลและเงื่อนไขการทดสอบในบทที่ 4 เพื่อให้ผู้อ่านประเมินความสามารถทั่วไปของผลได้</w:t>
       </w:r>
@@ -5593,6 +6275,7 @@
           <w:i w:val="0"/>
           <w:color w:val="1F4E79"/>
           <w:sz w:val="36"/>
+          <w:lang w:val="th-TH" w:eastAsia="th-TH" w:bidi="th-TH"/>
         </w:rPr>
         <w:t>3.12 บทสรุป</w:t>
       </w:r>
@@ -5600,7 +6283,9 @@
     <w:p>
       <w:pPr>
         <w:keepLines w:val="0"/>
+        <w:spacing w:before="0" w:after="0" w:line="240" w:lineRule="auto"/>
         <w:ind w:firstLine="709"/>
+        <w:jc w:val="left"/>
       </w:pPr>
       <w:r>
         <w:rPr>
@@ -5608,15 +6293,18 @@
           <w:b w:val="0"/>
           <w:i w:val="0"/>
           <w:color w:val="111111"/>
-          <w:sz w:val="32"/>
+          <w:sz w:val="30"/>
+          <w:lang w:val="th-TH" w:eastAsia="th-TH" w:bidi="th-TH"/>
         </w:rPr>
-        <w:t>HandVox รับภาพจากเว็บแคม ใช้ MediaPipe Holistic ตรวจ 15 จุดช่วงบนและจุดมือสองข้าง รวม 171 คุณลักษณะต่อเฟรม ปรับมาตรฐานด้วยจุดกึ่งกลางและระยะไหล่ เก็บเป็นคลิป 30 เฟรม และเรียงเป็น 5,130 ค่าเพื่อฝึก SVM แบบ RBF ชุดข้อมูลปัจจุบันมี 90 คลิปจาก 3 ท่า และแบ่งเป็นชุดฝึก 72 คลิปกับชุดทดสอบ 18 คลิปตามซอร์สโค้ด</w:t>
+        <w:t>HandVox รับภาพเว็บแคมและใช้ MediaPipe Holistic สกัดจุดช่วงบน 15 จุดกับมือสองข้าง รวม 171 คุณลักษณะต่อเฟรม จากนั้นปรับมาตรฐาน เก็บลำดับ 30 เฟรมเป็นเวกเตอร์ 5,130 ค่า และฝึก SVM แบบ RBF ชุดข้อมูลปัจจุบันมี 120 คลิปจาก 4 ท่า แบ่งเป็นชุดฝึก 96 คลิปและชุดทดสอบ 24 คลิป</w:t>
       </w:r>
     </w:p>
     <w:p>
       <w:pPr>
         <w:keepLines w:val="0"/>
+        <w:spacing w:before="0" w:after="0" w:line="240" w:lineRule="auto"/>
         <w:ind w:firstLine="709"/>
+        <w:jc w:val="left"/>
       </w:pPr>
       <w:r>
         <w:rPr>
@@ -5624,16 +6312,19 @@
           <w:b w:val="0"/>
           <w:i w:val="0"/>
           <w:color w:val="111111"/>
-          <w:sz w:val="32"/>
+          <w:sz w:val="30"/>
+          <w:lang w:val="th-TH" w:eastAsia="th-TH" w:bidi="th-TH"/>
         </w:rPr>
-        <w:t>วิธีดำเนินการนี้ทำให้กระบวนการจากการเก็บข้อมูลถึงการทำนายสอดคล้องกัน แต่ผลในบทถัดไปต้องสร้างจากการรันโมเดลคลิปรุ่นปัจจุบันและบันทึกตัวชี้วัดอย่างเป็นระบบ ไม่ควรใช้ผลจากระบบภาพนิ่งรุ่นเดิม การทดสอบกับผู้ให้ข้อมูลและสภาพแวดล้อมใหม่เป็นเงื่อนไขสำคัญก่อนสรุปการใช้งานจริง</w:t>
+        <w:t>ขั้นตอนนี้ทำให้การเก็บข้อมูลและการทำนายสอดคล้องกัน แต่บทถัดไปต้องใช้ผลจากโมเดลคลิปรุ่นปัจจุบัน บันทึกตัวชี้วัดอย่างเป็นระบบ และทดสอบกับผู้ให้ข้อมูลและสภาพแวดล้อมใหม่ก่อนสรุปการใช้งานจริง</w:t>
       </w:r>
     </w:p>
     <w:sectPr>
       <w:footerReference w:type="default" r:id="rId9"/>
+      <w:footerReference w:type="first" r:id="rId10"/>
       <w:pgSz w:w="11906" w:h="16838"/>
       <w:pgMar w:top="2160" w:right="1440" w:bottom="1440" w:left="2160" w:header="709" w:footer="709" w:gutter="0"/>
       <w:cols w:space="720"/>
+      <w:titlePg/>
       <w:docGrid w:linePitch="360"/>
     </w:sectPr>
   </w:body>
@@ -5654,6 +6345,7 @@
         <w:i w:val="0"/>
         <w:color w:val="111111"/>
         <w:sz w:val="28"/>
+        <w:lang w:val="th-TH" w:eastAsia="th-TH" w:bidi="th-TH"/>
       </w:rPr>
       <w:fldChar w:fldCharType="begin"/>
       <w:instrText xml:space="preserve"> PAGE </w:instrText>
@@ -5661,6 +6353,16 @@
       <w:t>1</w:t>
       <w:fldChar w:fldCharType="end"/>
     </w:r>
+  </w:p>
+</w:ftr>
+</file>
+
+<file path=word/footer2.xml><?xml version="1.0" encoding="utf-8"?>
+<w:ftr xmlns:m="http://schemas.openxmlformats.org/officeDocument/2006/math" xmlns:mc="http://schemas.openxmlformats.org/markup-compatibility/2006" xmlns:mo="http://schemas.microsoft.com/office/mac/office/2008/main" xmlns:mv="urn:schemas-microsoft-com:mac:vml" xmlns:o="urn:schemas-microsoft-com:office:office" xmlns:r="http://schemas.openxmlformats.org/officeDocument/2006/relationships" xmlns:v="urn:schemas-microsoft-com:vml" xmlns:w10="urn:schemas-microsoft-com:office:word" xmlns:w14="http://schemas.microsoft.com/office/word/2010/wordml" xmlns:w="http://schemas.openxmlformats.org/wordprocessingml/2006/main" xmlns:wne="http://schemas.microsoft.com/office/word/2006/wordml" xmlns:wp14="http://schemas.microsoft.com/office/word/2010/wordprocessingDrawing" xmlns:wp="http://schemas.openxmlformats.org/drawingml/2006/wordprocessingDrawing" xmlns:wpc="http://schemas.microsoft.com/office/word/2010/wordprocessingCanvas" xmlns:wpg="http://schemas.microsoft.com/office/word/2010/wordprocessingGroup" xmlns:wpi="http://schemas.microsoft.com/office/word/2010/wordprocessingInk" xmlns:wps="http://schemas.microsoft.com/office/word/2010/wordprocessingShape" mc:Ignorable="w14 wp14">
+  <w:p>
+    <w:pPr>
+      <w:pStyle w:val="Footer"/>
+    </w:pPr>
   </w:p>
 </w:ftr>
 </file>
@@ -6030,9 +6732,9 @@
     <w:rsid w:val="00FC693F"/>
     <w:pPr>
       <w:widowControl/>
-      <w:spacing w:before="0" w:after="0" w:line="276" w:lineRule="auto"/>
+      <w:spacing w:before="0" w:after="40" w:line="276" w:lineRule="auto"/>
       <w:ind w:firstLine="709"/>
-      <w:jc w:val="both"/>
+      <w:jc w:val="left"/>
     </w:pPr>
     <w:rPr>
       <w:rFonts w:ascii="Angsana New" w:hAnsi="Angsana New" w:eastAsia="Angsana New" w:cs="Angsana New"/>
